--- a/Documentos/Requerimientos/docTecnico.docx
+++ b/Documentos/Requerimientos/docTecnico.docx
@@ -430,6 +430,28 @@
         </w:numPr>
       </w:pPr>
       <w:r>
+        <w:t>Un usuario podrá visualizar y separar espacios privados al profesional y el profesional quedará con la agenda auto programada</w:t>
+      </w:r>
+    </w:p>
+    <w:p>
+      <w:pPr>
+        <w:numPr>
+          <w:ilvl w:val="0"/>
+          <w:numId w:val="1"/>
+        </w:numPr>
+      </w:pPr>
+      <w:r>
+        <w:t>El profesional podrá mover una agenda programada con permiso del usuario, si el usuario no acepta podrán negociar otro horario o devolución del dinero.</w:t>
+      </w:r>
+    </w:p>
+    <w:p>
+      <w:pPr>
+        <w:numPr>
+          <w:ilvl w:val="0"/>
+          <w:numId w:val="1"/>
+        </w:numPr>
+      </w:pPr>
+      <w:r>
         <w:t xml:space="preserve">Controlar la </w:t>
       </w:r>
       <w:r>
@@ -454,7 +476,13 @@
         <w:t xml:space="preserve"> salas</w:t>
       </w:r>
       <w:r>
-        <w:t xml:space="preserve"> y aplicar reglas de pago o acceso libre.</w:t>
+        <w:t xml:space="preserve"> y aplicar reglas de pago o</w:t>
+      </w:r>
+      <w:r>
+        <w:t xml:space="preserve"> permitir</w:t>
+      </w:r>
+      <w:r>
+        <w:t xml:space="preserve"> acceso libre.</w:t>
       </w:r>
     </w:p>
     <w:p>
@@ -498,6 +526,118 @@
       <w:r>
         <w:t xml:space="preserve"> con estadísticas de sesiones, ingresos y usuarios atendidos.</w:t>
       </w:r>
+    </w:p>
+    <w:p>
+      <w:pPr>
+        <w:numPr>
+          <w:ilvl w:val="0"/>
+          <w:numId w:val="1"/>
+        </w:numPr>
+      </w:pPr>
+      <w:r>
+        <w:t>Un profesional podrá disponer de su propio calendario y deshabilitar ciertas horas que el disponga, con el fin que un usuario no pueda separarlas.</w:t>
+      </w:r>
+    </w:p>
+    <w:p>
+      <w:pPr>
+        <w:numPr>
+          <w:ilvl w:val="0"/>
+          <w:numId w:val="1"/>
+        </w:numPr>
+      </w:pPr>
+      <w:r>
+        <w:t xml:space="preserve">Un profesional podrá tener un historial de sus </w:t>
+      </w:r>
+      <w:proofErr w:type="spellStart"/>
+      <w:r>
+        <w:t>pascientes</w:t>
+      </w:r>
+      <w:proofErr w:type="spellEnd"/>
+      <w:r>
+        <w:t xml:space="preserve"> de forma privada</w:t>
+      </w:r>
+    </w:p>
+    <w:p>
+      <w:pPr>
+        <w:numPr>
+          <w:ilvl w:val="0"/>
+          <w:numId w:val="1"/>
+        </w:numPr>
+      </w:pPr>
+      <w:r>
+        <w:t>Un profesional podrá compartir la información que el considere, asi que se creará un formulario e historial clínico con opción de compartir datos.</w:t>
+      </w:r>
+    </w:p>
+    <w:p>
+      <w:pPr>
+        <w:numPr>
+          <w:ilvl w:val="0"/>
+          <w:numId w:val="1"/>
+        </w:numPr>
+      </w:pPr>
+      <w:r>
+        <w:t>Mensajería entre profesionales</w:t>
+      </w:r>
+    </w:p>
+    <w:p>
+      <w:pPr>
+        <w:numPr>
+          <w:ilvl w:val="0"/>
+          <w:numId w:val="1"/>
+        </w:numPr>
+      </w:pPr>
+      <w:r>
+        <w:t>Un profesional podrá bloquear algún usuario.</w:t>
+      </w:r>
+    </w:p>
+    <w:p>
+      <w:pPr>
+        <w:numPr>
+          <w:ilvl w:val="0"/>
+          <w:numId w:val="1"/>
+        </w:numPr>
+      </w:pPr>
+      <w:r>
+        <w:t>Un profesional disfrutará de seguidores o admiradores.</w:t>
+      </w:r>
+    </w:p>
+    <w:p>
+      <w:pPr>
+        <w:numPr>
+          <w:ilvl w:val="0"/>
+          <w:numId w:val="1"/>
+        </w:numPr>
+      </w:pPr>
+      <w:r>
+        <w:t>El profesional podrá habilitar o deshabilitar comentarios o mensajes en salas publicas .</w:t>
+      </w:r>
+    </w:p>
+    <w:p>
+      <w:pPr>
+        <w:numPr>
+          <w:ilvl w:val="0"/>
+          <w:numId w:val="1"/>
+        </w:numPr>
+      </w:pPr>
+      <w:r>
+        <w:t xml:space="preserve">En las salas privadas al profesional se le solicitará encender la cámara para ser una charla </w:t>
+      </w:r>
+      <w:proofErr w:type="spellStart"/>
+      <w:r>
+        <w:t>mas</w:t>
+      </w:r>
+      <w:proofErr w:type="spellEnd"/>
+      <w:r>
+        <w:t xml:space="preserve"> profesional.</w:t>
+      </w:r>
+    </w:p>
+    <w:p>
+      <w:pPr>
+        <w:numPr>
+          <w:ilvl w:val="0"/>
+          <w:numId w:val="1"/>
+        </w:numPr>
+      </w:pPr>
     </w:p>
     <w:p>
       <w:r>
@@ -518,6 +658,7 @@
           <w:b/>
           <w:bCs/>
         </w:rPr>
+        <w:lastRenderedPageBreak/>
         <w:t>3. Arquitectura Técnica</w:t>
       </w:r>
     </w:p>
@@ -748,7 +889,6 @@
           <w:b/>
           <w:bCs/>
         </w:rPr>
-        <w:lastRenderedPageBreak/>
         <w:t xml:space="preserve">Capa </w:t>
       </w:r>
       <w:proofErr w:type="spellStart"/>
@@ -895,6 +1035,7 @@
         </w:numPr>
       </w:pPr>
       <w:r>
+        <w:lastRenderedPageBreak/>
         <w:t>Definición de precios y tiempos de sesiones.</w:t>
       </w:r>
     </w:p>
@@ -1067,7 +1208,6 @@
           <w:b/>
           <w:bCs/>
         </w:rPr>
-        <w:lastRenderedPageBreak/>
         <w:t>Usabilidad:</w:t>
       </w:r>
       <w:r>
@@ -1147,13 +1287,8 @@
           <w:numId w:val="5"/>
         </w:numPr>
       </w:pPr>
-      <w:proofErr w:type="gramStart"/>
-      <w:r>
-        <w:t>Completa formulario</w:t>
-      </w:r>
-      <w:proofErr w:type="gramEnd"/>
-      <w:r>
-        <w:t xml:space="preserve"> de datos básicos.</w:t>
+      <w:r>
+        <w:t>Completa formulario de datos básicos.</w:t>
       </w:r>
     </w:p>
     <w:p>
@@ -1223,6 +1358,7 @@
         </w:numPr>
       </w:pPr>
       <w:r>
+        <w:lastRenderedPageBreak/>
         <w:t>Desde el panel, el profesional ingresa a “Mis Salas”.</w:t>
       </w:r>
     </w:p>
@@ -1385,7 +1521,6 @@
           <w:b/>
           <w:bCs/>
         </w:rPr>
-        <w:lastRenderedPageBreak/>
         <w:t>6.4 Pagos y Liquidaciones</w:t>
       </w:r>
     </w:p>
@@ -1526,6 +1661,7 @@
           <w:b/>
           <w:bCs/>
         </w:rPr>
+        <w:lastRenderedPageBreak/>
         <w:t>6.6 Cierre Automático por Inactividad</w:t>
       </w:r>
     </w:p>
@@ -1559,12 +1695,10 @@
         <w:t xml:space="preserve">Control configurable desde </w:t>
       </w:r>
       <w:proofErr w:type="spellStart"/>
-      <w:proofErr w:type="gramStart"/>
       <w:r>
         <w:t>appsettings.json</w:t>
       </w:r>
       <w:proofErr w:type="spellEnd"/>
-      <w:proofErr w:type="gramEnd"/>
       <w:r>
         <w:t>.</w:t>
       </w:r>
@@ -1710,7 +1844,6 @@
     </w:p>
     <w:p>
       <w:r>
-        <w:lastRenderedPageBreak/>
         <w:t xml:space="preserve">             Vistas Razor: Panel, Mis Salas, Pagos, Documentos</w:t>
       </w:r>
     </w:p>
@@ -2247,6 +2380,7 @@
           </w:tcPr>
           <w:p>
             <w:r>
+              <w:lastRenderedPageBreak/>
               <w:t>PF-08</w:t>
             </w:r>
           </w:p>
@@ -2584,7 +2718,6 @@
         </w:numPr>
       </w:pPr>
       <w:r>
-        <w:lastRenderedPageBreak/>
         <w:t>Captura de datos básicos.</w:t>
       </w:r>
     </w:p>
@@ -2697,6 +2830,7 @@
     </w:p>
     <w:p>
       <w:r>
+        <w:lastRenderedPageBreak/>
         <w:pict w14:anchorId="18FCE3B9">
           <v:rect id="_x0000_i1036" style="width:0;height:1.5pt" o:hralign="center" o:hrstd="t" o:hr="t" fillcolor="#a0a0a0" stroked="f"/>
         </w:pict>
@@ -2903,7 +3037,6 @@
         </w:numPr>
       </w:pPr>
       <w:r>
-        <w:lastRenderedPageBreak/>
         <w:t>Entregable: CRUD funcional.</w:t>
       </w:r>
     </w:p>
@@ -3014,6 +3147,7 @@
         </w:numPr>
       </w:pPr>
       <w:r>
+        <w:lastRenderedPageBreak/>
         <w:t>Implementar lógica de pagos recibidos.</w:t>
       </w:r>
     </w:p>
@@ -3200,7 +3334,6 @@
     </w:p>
     <w:p>
       <w:r>
-        <w:lastRenderedPageBreak/>
         <w:pict w14:anchorId="46E3EBC9">
           <v:rect id="_x0000_i1043" style="width:0;height:1.5pt" o:hralign="center" o:hrstd="t" o:hr="t" fillcolor="#a0a0a0" stroked="f"/>
         </w:pict>
@@ -3295,20 +3428,16 @@
         </w:numPr>
       </w:pPr>
       <w:r>
+        <w:lastRenderedPageBreak/>
         <w:t xml:space="preserve">Se usará </w:t>
       </w:r>
       <w:proofErr w:type="spellStart"/>
-      <w:proofErr w:type="gramStart"/>
       <w:r>
         <w:t>Authorize</w:t>
       </w:r>
       <w:proofErr w:type="spellEnd"/>
       <w:r>
-        <w:t>(</w:t>
-      </w:r>
-      <w:proofErr w:type="gramEnd"/>
-      <w:r>
-        <w:t>Roles = "Profesional") para controlar accesos.</w:t>
+        <w:t>(Roles = "Profesional") para controlar accesos.</w:t>
       </w:r>
     </w:p>
     <w:p>
@@ -7573,4 +7702,26 @@
     </a:ext>
   </a:extLst>
 </a:theme>
+</file>
+
+<file path=word/webextensions/taskpanes.xml><?xml version="1.0" encoding="utf-8"?>
+<wetp:taskpanes xmlns:wetp="http://schemas.microsoft.com/office/webextensions/taskpanes/2010/11">
+  <wetp:taskpane dockstate="right" visibility="0" width="350" row="0">
+    <wetp:webextensionref xmlns:r="http://schemas.openxmlformats.org/officeDocument/2006/relationships" r:id="rId1"/>
+  </wetp:taskpane>
+</wetp:taskpanes>
+</file>
+
+<file path=word/webextensions/webextension1.xml><?xml version="1.0" encoding="utf-8"?>
+<we:webextension xmlns:we="http://schemas.microsoft.com/office/webextensions/webextension/2010/11" id="{8C9B11EA-66C5-4958-8651-126808D4F734}">
+  <we:reference id="wa200005502" version="1.0.0.12" store="es-ES" storeType="OMEX"/>
+  <we:alternateReferences>
+    <we:reference id="WA200005502" version="1.0.0.12" store="" storeType="OMEX"/>
+  </we:alternateReferences>
+  <we:properties>
+    <we:property name="docId" value="&quot;pcAz9HG3glMea3XI417Jj&quot;"/>
+  </we:properties>
+  <we:bindings/>
+  <we:snapshot xmlns:r="http://schemas.openxmlformats.org/officeDocument/2006/relationships"/>
+</we:webextension>
 </file>
--- a/Documentos/Requerimientos/docTecnico.docx
+++ b/Documentos/Requerimientos/docTecnico.docx
@@ -213,33 +213,11 @@
     </w:p>
     <w:p>
       <w:pPr>
-        <w:rPr>
-          <w:b/>
-          <w:bCs/>
-        </w:rPr>
-      </w:pPr>
-      <w:r>
-        <w:rPr>
-          <w:b/>
-          <w:bCs/>
-        </w:rPr>
-        <w:t>2.1 Registro usuario</w:t>
-      </w:r>
-    </w:p>
-    <w:p>
-      <w:pPr>
-        <w:rPr>
-          <w:b/>
-          <w:bCs/>
-        </w:rPr>
-      </w:pPr>
-    </w:p>
-    <w:p>
-      <w:pPr>
         <w:numPr>
           <w:ilvl w:val="0"/>
           <w:numId w:val="1"/>
         </w:numPr>
+        <w:spacing w:after="0"/>
       </w:pPr>
       <w:r>
         <w:t xml:space="preserve">Permitir el </w:t>
@@ -256,7 +234,7 @@
           <w:b/>
           <w:bCs/>
         </w:rPr>
-        <w:t xml:space="preserve"> desde registrar usuario profesional</w:t>
+        <w:t xml:space="preserve"> usuario profesional</w:t>
       </w:r>
     </w:p>
     <w:p>
@@ -265,6 +243,7 @@
           <w:ilvl w:val="0"/>
           <w:numId w:val="1"/>
         </w:numPr>
+        <w:spacing w:after="0"/>
       </w:pPr>
       <w:r>
         <w:t xml:space="preserve">El profesional puede </w:t>
@@ -283,22 +262,174 @@
         </w:rPr>
         <w:t xml:space="preserve"> salas </w:t>
       </w:r>
+      <w:r>
+        <w:rPr>
+          <w:b/>
+          <w:bCs/>
+        </w:rPr>
+        <w:t>públicas</w:t>
+      </w:r>
+      <w:r>
+        <w:rPr>
+          <w:b/>
+          <w:bCs/>
+        </w:rPr>
+        <w:t xml:space="preserve"> o privadas</w:t>
+      </w:r>
+    </w:p>
+    <w:p>
+      <w:pPr>
+        <w:numPr>
+          <w:ilvl w:val="0"/>
+          <w:numId w:val="1"/>
+        </w:numPr>
+        <w:spacing w:after="0"/>
+      </w:pPr>
+      <w:r>
+        <w:rPr>
+          <w:b/>
+          <w:bCs/>
+        </w:rPr>
+        <w:t>C</w:t>
+      </w:r>
+      <w:r>
+        <w:rPr>
+          <w:b/>
+          <w:bCs/>
+        </w:rPr>
+        <w:t>onfigurar</w:t>
+      </w:r>
+      <w:r>
+        <w:rPr>
+          <w:b/>
+          <w:bCs/>
+        </w:rPr>
+        <w:t xml:space="preserve"> salas </w:t>
+      </w:r>
+      <w:r>
+        <w:rPr>
+          <w:b/>
+          <w:bCs/>
+        </w:rPr>
+        <w:t>y administrar salas virtuales</w:t>
+      </w:r>
+      <w:r>
+        <w:t xml:space="preserve"> (pagas o gratuitas).</w:t>
+      </w:r>
+    </w:p>
+    <w:p>
+      <w:pPr>
+        <w:numPr>
+          <w:ilvl w:val="0"/>
+          <w:numId w:val="1"/>
+        </w:numPr>
+        <w:spacing w:after="0"/>
+      </w:pPr>
+      <w:r>
+        <w:t xml:space="preserve">Gestionar las </w:t>
+      </w:r>
+      <w:r>
+        <w:rPr>
+          <w:b/>
+          <w:bCs/>
+        </w:rPr>
+        <w:t>sesiones de atención</w:t>
+      </w:r>
+      <w:r>
+        <w:t xml:space="preserve"> </w:t>
+      </w:r>
+    </w:p>
+    <w:p>
+      <w:pPr>
+        <w:numPr>
+          <w:ilvl w:val="0"/>
+          <w:numId w:val="1"/>
+        </w:numPr>
+        <w:spacing w:after="0"/>
+      </w:pPr>
+      <w:r>
+        <w:t xml:space="preserve"> </w:t>
+      </w:r>
+      <w:r>
+        <w:rPr>
+          <w:b/>
+          <w:bCs/>
+        </w:rPr>
+        <w:t>control de usuarios inscritos</w:t>
+      </w:r>
+      <w:r>
+        <w:rPr>
+          <w:b/>
+          <w:bCs/>
+        </w:rPr>
+        <w:t xml:space="preserve"> a su sala</w:t>
+      </w:r>
+      <w:r>
+        <w:t>.</w:t>
+      </w:r>
+    </w:p>
+    <w:p>
+      <w:pPr>
+        <w:numPr>
+          <w:ilvl w:val="0"/>
+          <w:numId w:val="1"/>
+        </w:numPr>
+        <w:spacing w:after="0"/>
+      </w:pPr>
+      <w:r>
+        <w:t>El profesional puede contactar usuarios.</w:t>
+      </w:r>
+    </w:p>
+    <w:p>
+      <w:pPr>
+        <w:numPr>
+          <w:ilvl w:val="0"/>
+          <w:numId w:val="1"/>
+        </w:numPr>
+        <w:spacing w:after="0"/>
+      </w:pPr>
+      <w:r>
+        <w:lastRenderedPageBreak/>
+        <w:t>Contactar</w:t>
+      </w:r>
+      <w:r>
+        <w:t xml:space="preserve"> otros</w:t>
+      </w:r>
+      <w:r>
+        <w:t xml:space="preserve"> profesionales</w:t>
+      </w:r>
+    </w:p>
+    <w:p>
+      <w:pPr>
+        <w:numPr>
+          <w:ilvl w:val="0"/>
+          <w:numId w:val="1"/>
+        </w:numPr>
+        <w:spacing w:after="0"/>
+        <w:rPr>
+          <w:lang w:val="pt-BR"/>
+        </w:rPr>
+      </w:pPr>
+      <w:r>
+        <w:rPr>
+          <w:lang w:val="pt-BR"/>
+        </w:rPr>
+        <w:t>Filtrar por cargos a pr</w:t>
+      </w:r>
+      <w:r>
+        <w:rPr>
+          <w:lang w:val="pt-BR"/>
+        </w:rPr>
+        <w:t xml:space="preserve">ofessional o áreas de </w:t>
+      </w:r>
       <w:proofErr w:type="spellStart"/>
       <w:r>
         <w:rPr>
-          <w:b/>
-          <w:bCs/>
-        </w:rPr>
-        <w:t>publicas</w:t>
+          <w:lang w:val="pt-BR"/>
+        </w:rPr>
+        <w:t>interes</w:t>
       </w:r>
       <w:proofErr w:type="spellEnd"/>
-      <w:r>
-        <w:rPr>
-          <w:b/>
-          <w:bCs/>
-        </w:rPr>
-        <w:t xml:space="preserve"> o privadas</w:t>
-      </w:r>
     </w:p>
     <w:p>
       <w:pPr>
@@ -306,6 +437,454 @@
           <w:ilvl w:val="0"/>
           <w:numId w:val="1"/>
         </w:numPr>
+        <w:spacing w:after="0"/>
+      </w:pPr>
+      <w:r>
+        <w:t>El profesional puede recibir nuevas solicitudes de atención</w:t>
+      </w:r>
+      <w:r>
+        <w:t xml:space="preserve"> en forma</w:t>
+      </w:r>
+      <w:r>
+        <w:t xml:space="preserve"> privada</w:t>
+      </w:r>
+    </w:p>
+    <w:p>
+      <w:pPr>
+        <w:numPr>
+          <w:ilvl w:val="0"/>
+          <w:numId w:val="1"/>
+        </w:numPr>
+        <w:spacing w:after="0"/>
+      </w:pPr>
+      <w:r>
+        <w:t>Un usuario podrá visualizar y separar espacios privados al profesional y el profesional quedará con la agenda auto programada</w:t>
+      </w:r>
+    </w:p>
+    <w:p>
+      <w:pPr>
+        <w:numPr>
+          <w:ilvl w:val="0"/>
+          <w:numId w:val="1"/>
+        </w:numPr>
+        <w:spacing w:after="0"/>
+      </w:pPr>
+      <w:r>
+        <w:t>El profesional podrá mover una agenda programada con permiso del usuario, si el usuario no acepta podrán negociar otro horario o devolución del dinero.</w:t>
+      </w:r>
+    </w:p>
+    <w:p>
+      <w:pPr>
+        <w:numPr>
+          <w:ilvl w:val="0"/>
+          <w:numId w:val="1"/>
+        </w:numPr>
+        <w:spacing w:after="0"/>
+      </w:pPr>
+      <w:r>
+        <w:t xml:space="preserve">Controlar la </w:t>
+      </w:r>
+      <w:r>
+        <w:rPr>
+          <w:b/>
+          <w:bCs/>
+        </w:rPr>
+        <w:t>capacidad máxima</w:t>
+      </w:r>
+      <w:r>
+        <w:rPr>
+          <w:b/>
+          <w:bCs/>
+        </w:rPr>
+        <w:t xml:space="preserve"> de usuarios por</w:t>
+      </w:r>
+      <w:r>
+        <w:rPr>
+          <w:b/>
+          <w:bCs/>
+        </w:rPr>
+        <w:t xml:space="preserve"> salas</w:t>
+      </w:r>
+      <w:r>
+        <w:t xml:space="preserve"> y aplicar reglas de pago o</w:t>
+      </w:r>
+      <w:r>
+        <w:t xml:space="preserve"> permitir</w:t>
+      </w:r>
+      <w:r>
+        <w:t xml:space="preserve"> acceso libre.</w:t>
+      </w:r>
+    </w:p>
+    <w:p>
+      <w:pPr>
+        <w:numPr>
+          <w:ilvl w:val="0"/>
+          <w:numId w:val="1"/>
+        </w:numPr>
+        <w:spacing w:after="0"/>
+      </w:pPr>
+      <w:r>
+        <w:t xml:space="preserve">Administrar la </w:t>
+      </w:r>
+      <w:r>
+        <w:rPr>
+          <w:b/>
+          <w:bCs/>
+        </w:rPr>
+        <w:t>cuenta profesional</w:t>
+      </w:r>
+      <w:r>
+        <w:t>, historial de pagos y facturación.</w:t>
+      </w:r>
+    </w:p>
+    <w:p>
+      <w:pPr>
+        <w:numPr>
+          <w:ilvl w:val="0"/>
+          <w:numId w:val="1"/>
+        </w:numPr>
+        <w:spacing w:after="0"/>
+      </w:pPr>
+      <w:r>
+        <w:t xml:space="preserve">Ofrecer un </w:t>
+      </w:r>
+      <w:r>
+        <w:rPr>
+          <w:b/>
+          <w:bCs/>
+        </w:rPr>
+        <w:t>panel centralizado</w:t>
+      </w:r>
+      <w:r>
+        <w:t xml:space="preserve"> con estadísticas de sesiones, ingresos y usuarios atendidos.</w:t>
+      </w:r>
+    </w:p>
+    <w:p>
+      <w:pPr>
+        <w:numPr>
+          <w:ilvl w:val="0"/>
+          <w:numId w:val="1"/>
+        </w:numPr>
+        <w:spacing w:after="0"/>
+      </w:pPr>
+      <w:r>
+        <w:t>Un profesional podrá disponer de su propio calendario y deshabilitar ciertas horas que el disponga, con el fin que un usuario no pueda separarlas.</w:t>
+      </w:r>
+    </w:p>
+    <w:p>
+      <w:pPr>
+        <w:numPr>
+          <w:ilvl w:val="0"/>
+          <w:numId w:val="1"/>
+        </w:numPr>
+        <w:spacing w:after="0"/>
+      </w:pPr>
+      <w:r>
+        <w:t xml:space="preserve">Un profesional podrá tener un historial de sus </w:t>
+      </w:r>
+      <w:r>
+        <w:t>pacientes</w:t>
+      </w:r>
+      <w:r>
+        <w:t xml:space="preserve"> de forma privada</w:t>
+      </w:r>
+    </w:p>
+    <w:p>
+      <w:pPr>
+        <w:numPr>
+          <w:ilvl w:val="0"/>
+          <w:numId w:val="1"/>
+        </w:numPr>
+        <w:spacing w:after="0"/>
+      </w:pPr>
+      <w:r>
+        <w:t xml:space="preserve">Un profesional podrá compartir la información que el considere, asi que se creará un formulario e historial </w:t>
+      </w:r>
+      <w:r>
+        <w:t>psicológico</w:t>
+      </w:r>
+      <w:r>
+        <w:t xml:space="preserve"> con opción de compartir datos.</w:t>
+      </w:r>
+    </w:p>
+    <w:p>
+      <w:pPr>
+        <w:numPr>
+          <w:ilvl w:val="0"/>
+          <w:numId w:val="1"/>
+        </w:numPr>
+        <w:spacing w:after="0"/>
+      </w:pPr>
+      <w:r>
+        <w:t>Mensajería entre profesionales</w:t>
+      </w:r>
+    </w:p>
+    <w:p>
+      <w:pPr>
+        <w:numPr>
+          <w:ilvl w:val="0"/>
+          <w:numId w:val="1"/>
+        </w:numPr>
+        <w:spacing w:after="0"/>
+      </w:pPr>
+      <w:r>
+        <w:t>Un profesional podrá bloquear</w:t>
+      </w:r>
+      <w:r>
+        <w:t xml:space="preserve"> o des</w:t>
+      </w:r>
+      <w:r>
+        <w:t>bloquear</w:t>
+      </w:r>
+      <w:r>
+        <w:t xml:space="preserve"> </w:t>
+      </w:r>
+      <w:r>
+        <w:t>un</w:t>
+      </w:r>
+      <w:r>
+        <w:t xml:space="preserve"> usuario.</w:t>
+      </w:r>
+    </w:p>
+    <w:p>
+      <w:pPr>
+        <w:numPr>
+          <w:ilvl w:val="0"/>
+          <w:numId w:val="1"/>
+        </w:numPr>
+        <w:spacing w:after="0"/>
+      </w:pPr>
+      <w:r>
+        <w:t>Un profesional disfrutará de seguidores o admiradores.</w:t>
+      </w:r>
+    </w:p>
+    <w:p>
+      <w:pPr>
+        <w:numPr>
+          <w:ilvl w:val="0"/>
+          <w:numId w:val="1"/>
+        </w:numPr>
+        <w:spacing w:after="0"/>
+      </w:pPr>
+      <w:r>
+        <w:t xml:space="preserve">El profesional podrá habilitar o deshabilitar </w:t>
+      </w:r>
+      <w:r>
+        <w:t xml:space="preserve">control de envío de </w:t>
+      </w:r>
+      <w:r>
+        <w:t xml:space="preserve">comentarios o mensajes en salas </w:t>
+      </w:r>
+      <w:r>
+        <w:t>públicas con el fin de controlar espacios para preguntas</w:t>
+      </w:r>
+      <w:r>
+        <w:t>.</w:t>
+      </w:r>
+    </w:p>
+    <w:p>
+      <w:pPr>
+        <w:numPr>
+          <w:ilvl w:val="0"/>
+          <w:numId w:val="1"/>
+        </w:numPr>
+        <w:spacing w:after="0"/>
+      </w:pPr>
+      <w:r>
+        <w:t>En las salas privadas</w:t>
+      </w:r>
+      <w:r>
+        <w:t xml:space="preserve"> el sistema </w:t>
+      </w:r>
+      <w:r>
+        <w:t>le solicitará</w:t>
+      </w:r>
+      <w:r>
+        <w:t xml:space="preserve"> al profesional se encender la cámara para ser una charla </w:t>
+      </w:r>
+      <w:r>
+        <w:t>más</w:t>
+      </w:r>
+      <w:r>
+        <w:t xml:space="preserve"> profesional.</w:t>
+      </w:r>
+    </w:p>
+    <w:p>
+      <w:pPr>
+        <w:numPr>
+          <w:ilvl w:val="0"/>
+          <w:numId w:val="1"/>
+        </w:numPr>
+        <w:spacing w:after="0"/>
+      </w:pPr>
+      <w:r>
+        <w:t>Un profesional para poder separar o crear una sala necesita hacer un pago establecido por la plataforma</w:t>
+      </w:r>
+    </w:p>
+    <w:p>
+      <w:pPr>
+        <w:numPr>
+          <w:ilvl w:val="0"/>
+          <w:numId w:val="1"/>
+        </w:numPr>
+      </w:pPr>
+      <w:r>
+        <w:t xml:space="preserve">El profesional puede hacer propaganda como </w:t>
+      </w:r>
+    </w:p>
+    <w:p>
+      <w:r>
+        <w:rPr>
+          <w:noProof/>
+        </w:rPr>
+        <w:drawing>
+          <wp:inline distT="0" distB="0" distL="0" distR="0" wp14:anchorId="1A3D2D51" wp14:editId="3D949462">
+            <wp:extent cx="5619115" cy="85725"/>
+            <wp:effectExtent l="0" t="0" r="635" b="9525"/>
+            <wp:docPr id="1904192438" name="Imagen 1"/>
+            <wp:cNvGraphicFramePr>
+              <a:graphicFrameLocks xmlns:a="http://schemas.openxmlformats.org/drawingml/2006/main" noChangeAspect="1"/>
+            </wp:cNvGraphicFramePr>
+            <a:graphic xmlns:a="http://schemas.openxmlformats.org/drawingml/2006/main">
+              <a:graphicData uri="http://schemas.openxmlformats.org/drawingml/2006/picture">
+                <pic:pic xmlns:pic="http://schemas.openxmlformats.org/drawingml/2006/picture">
+                  <pic:nvPicPr>
+                    <pic:cNvPr id="0" name="Picture 21"/>
+                    <pic:cNvPicPr>
+                      <a:picLocks noChangeAspect="1" noChangeArrowheads="1"/>
+                    </pic:cNvPicPr>
+                  </pic:nvPicPr>
+                  <pic:blipFill>
+                    <a:blip r:embed="rId5">
+                      <a:extLst>
+                        <a:ext uri="{28A0092B-C50C-407E-A947-70E740481C1C}">
+                          <a14:useLocalDpi xmlns:a14="http://schemas.microsoft.com/office/drawing/2010/main" val="0"/>
+                        </a:ext>
+                      </a:extLst>
+                    </a:blip>
+                    <a:srcRect/>
+                    <a:stretch>
+                      <a:fillRect/>
+                    </a:stretch>
+                  </pic:blipFill>
+                  <pic:spPr bwMode="auto">
+                    <a:xfrm>
+                      <a:off x="0" y="0"/>
+                      <a:ext cx="5619115" cy="85725"/>
+                    </a:xfrm>
+                    <a:prstGeom prst="rect">
+                      <a:avLst/>
+                    </a:prstGeom>
+                    <a:noFill/>
+                  </pic:spPr>
+                </pic:pic>
+              </a:graphicData>
+            </a:graphic>
+          </wp:inline>
+        </w:drawing>
+      </w:r>
+    </w:p>
+    <w:p>
+      <w:pPr>
+        <w:rPr>
+          <w:b/>
+          <w:bCs/>
+        </w:rPr>
+      </w:pPr>
+      <w:r>
+        <w:rPr>
+          <w:b/>
+          <w:bCs/>
+        </w:rPr>
+        <w:t>3</w:t>
+      </w:r>
+      <w:r>
+        <w:rPr>
+          <w:b/>
+          <w:bCs/>
+        </w:rPr>
+        <w:t xml:space="preserve">. Objetivos del Perfil </w:t>
+      </w:r>
+      <w:r>
+        <w:rPr>
+          <w:b/>
+          <w:bCs/>
+        </w:rPr>
+        <w:t>usuario</w:t>
+      </w:r>
+    </w:p>
+    <w:p>
+      <w:pPr>
+        <w:pStyle w:val="Prrafodelista"/>
+        <w:numPr>
+          <w:ilvl w:val="0"/>
+          <w:numId w:val="22"/>
+        </w:numPr>
+      </w:pPr>
+      <w:r>
+        <w:t xml:space="preserve">El usuario podrá registrarse </w:t>
+      </w:r>
+      <w:r>
+        <w:t xml:space="preserve">con correo, nombre, contraseña, </w:t>
+      </w:r>
+    </w:p>
+    <w:p>
+      <w:r>
+        <w:pict w14:anchorId="3860FCC2">
+          <v:rect id="_x0000_i1060" style="width:0;height:1.5pt" o:hralign="center" o:hrstd="t" o:hr="t" fillcolor="#a0a0a0" stroked="f"/>
+        </w:pict>
+      </w:r>
+    </w:p>
+    <w:p>
+      <w:pPr>
+        <w:rPr>
+          <w:b/>
+          <w:bCs/>
+        </w:rPr>
+      </w:pPr>
+      <w:r>
+        <w:rPr>
+          <w:b/>
+          <w:bCs/>
+        </w:rPr>
+        <w:t>3. Arquitectura Técnica</w:t>
+      </w:r>
+    </w:p>
+    <w:p>
+      <w:r>
+        <w:t xml:space="preserve">El perfil profesional utiliza la misma arquitectura </w:t>
+      </w:r>
+      <w:r>
+        <w:rPr>
+          <w:b/>
+          <w:bCs/>
+        </w:rPr>
+        <w:t xml:space="preserve">en capas MVC (.NET Core </w:t>
+      </w:r>
+      <w:r>
+        <w:rPr>
+          <w:b/>
+          <w:bCs/>
+        </w:rPr>
+        <w:t>10</w:t>
+      </w:r>
+      <w:r>
+        <w:rPr>
+          <w:b/>
+          <w:bCs/>
+        </w:rPr>
+        <w:t>)</w:t>
+      </w:r>
+      <w:r>
+        <w:t xml:space="preserve"> que el perfil usuario:</w:t>
+      </w:r>
+    </w:p>
+    <w:p>
+      <w:pPr>
+        <w:numPr>
+          <w:ilvl w:val="0"/>
+          <w:numId w:val="2"/>
+        </w:numPr>
       </w:pPr>
       <w:r>
         <w:rPr>
@@ -313,382 +892,6 @@
           <w:bCs/>
         </w:rPr>
         <w:lastRenderedPageBreak/>
-        <w:t>C</w:t>
-      </w:r>
-      <w:r>
-        <w:rPr>
-          <w:b/>
-          <w:bCs/>
-        </w:rPr>
-        <w:t>onfigurar</w:t>
-      </w:r>
-      <w:r>
-        <w:rPr>
-          <w:b/>
-          <w:bCs/>
-        </w:rPr>
-        <w:t xml:space="preserve"> salas </w:t>
-      </w:r>
-      <w:r>
-        <w:rPr>
-          <w:b/>
-          <w:bCs/>
-        </w:rPr>
-        <w:t>y administrar salas virtuales</w:t>
-      </w:r>
-      <w:r>
-        <w:t xml:space="preserve"> (pagas o gratuitas).</w:t>
-      </w:r>
-    </w:p>
-    <w:p>
-      <w:pPr>
-        <w:numPr>
-          <w:ilvl w:val="0"/>
-          <w:numId w:val="1"/>
-        </w:numPr>
-      </w:pPr>
-      <w:r>
-        <w:t xml:space="preserve">Gestionar las </w:t>
-      </w:r>
-      <w:r>
-        <w:rPr>
-          <w:b/>
-          <w:bCs/>
-        </w:rPr>
-        <w:t>sesiones de atención</w:t>
-      </w:r>
-      <w:r>
-        <w:t xml:space="preserve"> </w:t>
-      </w:r>
-    </w:p>
-    <w:p>
-      <w:pPr>
-        <w:numPr>
-          <w:ilvl w:val="0"/>
-          <w:numId w:val="1"/>
-        </w:numPr>
-      </w:pPr>
-      <w:r>
-        <w:t xml:space="preserve"> </w:t>
-      </w:r>
-      <w:r>
-        <w:rPr>
-          <w:b/>
-          <w:bCs/>
-        </w:rPr>
-        <w:t>control de usuarios inscritos</w:t>
-      </w:r>
-      <w:r>
-        <w:rPr>
-          <w:b/>
-          <w:bCs/>
-        </w:rPr>
-        <w:t xml:space="preserve"> a su sala</w:t>
-      </w:r>
-      <w:r>
-        <w:t>.</w:t>
-      </w:r>
-    </w:p>
-    <w:p>
-      <w:pPr>
-        <w:numPr>
-          <w:ilvl w:val="0"/>
-          <w:numId w:val="1"/>
-        </w:numPr>
-      </w:pPr>
-      <w:r>
-        <w:t>El profesional puede contactar usuarios.</w:t>
-      </w:r>
-    </w:p>
-    <w:p>
-      <w:pPr>
-        <w:numPr>
-          <w:ilvl w:val="0"/>
-          <w:numId w:val="1"/>
-        </w:numPr>
-      </w:pPr>
-      <w:r>
-        <w:t>Contactar profesionales</w:t>
-      </w:r>
-    </w:p>
-    <w:p>
-      <w:pPr>
-        <w:numPr>
-          <w:ilvl w:val="0"/>
-          <w:numId w:val="1"/>
-        </w:numPr>
-      </w:pPr>
-      <w:r>
-        <w:t>El profesional puede recibir nuevas solicitudes de atención privada</w:t>
-      </w:r>
-    </w:p>
-    <w:p>
-      <w:pPr>
-        <w:numPr>
-          <w:ilvl w:val="0"/>
-          <w:numId w:val="1"/>
-        </w:numPr>
-      </w:pPr>
-      <w:r>
-        <w:t>Un usuario podrá visualizar y separar espacios privados al profesional y el profesional quedará con la agenda auto programada</w:t>
-      </w:r>
-    </w:p>
-    <w:p>
-      <w:pPr>
-        <w:numPr>
-          <w:ilvl w:val="0"/>
-          <w:numId w:val="1"/>
-        </w:numPr>
-      </w:pPr>
-      <w:r>
-        <w:t>El profesional podrá mover una agenda programada con permiso del usuario, si el usuario no acepta podrán negociar otro horario o devolución del dinero.</w:t>
-      </w:r>
-    </w:p>
-    <w:p>
-      <w:pPr>
-        <w:numPr>
-          <w:ilvl w:val="0"/>
-          <w:numId w:val="1"/>
-        </w:numPr>
-      </w:pPr>
-      <w:r>
-        <w:t xml:space="preserve">Controlar la </w:t>
-      </w:r>
-      <w:r>
-        <w:rPr>
-          <w:b/>
-          <w:bCs/>
-        </w:rPr>
-        <w:t>capacidad máxima</w:t>
-      </w:r>
-      <w:r>
-        <w:rPr>
-          <w:b/>
-          <w:bCs/>
-        </w:rPr>
-        <w:t xml:space="preserve"> de usuarios por</w:t>
-      </w:r>
-      <w:r>
-        <w:rPr>
-          <w:b/>
-          <w:bCs/>
-        </w:rPr>
-        <w:t xml:space="preserve"> salas</w:t>
-      </w:r>
-      <w:r>
-        <w:t xml:space="preserve"> y aplicar reglas de pago o</w:t>
-      </w:r>
-      <w:r>
-        <w:t xml:space="preserve"> permitir</w:t>
-      </w:r>
-      <w:r>
-        <w:t xml:space="preserve"> acceso libre.</w:t>
-      </w:r>
-    </w:p>
-    <w:p>
-      <w:pPr>
-        <w:numPr>
-          <w:ilvl w:val="0"/>
-          <w:numId w:val="1"/>
-        </w:numPr>
-      </w:pPr>
-      <w:r>
-        <w:t xml:space="preserve">Administrar la </w:t>
-      </w:r>
-      <w:r>
-        <w:rPr>
-          <w:b/>
-          <w:bCs/>
-        </w:rPr>
-        <w:t>cuenta profesional</w:t>
-      </w:r>
-      <w:r>
-        <w:t>, historial de pagos y facturación.</w:t>
-      </w:r>
-    </w:p>
-    <w:p>
-      <w:pPr>
-        <w:numPr>
-          <w:ilvl w:val="0"/>
-          <w:numId w:val="1"/>
-        </w:numPr>
-      </w:pPr>
-      <w:r>
-        <w:t xml:space="preserve">Ofrecer un </w:t>
-      </w:r>
-      <w:r>
-        <w:rPr>
-          <w:b/>
-          <w:bCs/>
-        </w:rPr>
-        <w:t>panel centralizado</w:t>
-      </w:r>
-      <w:r>
-        <w:t xml:space="preserve"> con estadísticas de sesiones, ingresos y usuarios atendidos.</w:t>
-      </w:r>
-    </w:p>
-    <w:p>
-      <w:pPr>
-        <w:numPr>
-          <w:ilvl w:val="0"/>
-          <w:numId w:val="1"/>
-        </w:numPr>
-      </w:pPr>
-      <w:r>
-        <w:t>Un profesional podrá disponer de su propio calendario y deshabilitar ciertas horas que el disponga, con el fin que un usuario no pueda separarlas.</w:t>
-      </w:r>
-    </w:p>
-    <w:p>
-      <w:pPr>
-        <w:numPr>
-          <w:ilvl w:val="0"/>
-          <w:numId w:val="1"/>
-        </w:numPr>
-      </w:pPr>
-      <w:r>
-        <w:t xml:space="preserve">Un profesional podrá tener un historial de sus </w:t>
-      </w:r>
-      <w:proofErr w:type="spellStart"/>
-      <w:r>
-        <w:t>pascientes</w:t>
-      </w:r>
-      <w:proofErr w:type="spellEnd"/>
-      <w:r>
-        <w:t xml:space="preserve"> de forma privada</w:t>
-      </w:r>
-    </w:p>
-    <w:p>
-      <w:pPr>
-        <w:numPr>
-          <w:ilvl w:val="0"/>
-          <w:numId w:val="1"/>
-        </w:numPr>
-      </w:pPr>
-      <w:r>
-        <w:t>Un profesional podrá compartir la información que el considere, asi que se creará un formulario e historial clínico con opción de compartir datos.</w:t>
-      </w:r>
-    </w:p>
-    <w:p>
-      <w:pPr>
-        <w:numPr>
-          <w:ilvl w:val="0"/>
-          <w:numId w:val="1"/>
-        </w:numPr>
-      </w:pPr>
-      <w:r>
-        <w:t>Mensajería entre profesionales</w:t>
-      </w:r>
-    </w:p>
-    <w:p>
-      <w:pPr>
-        <w:numPr>
-          <w:ilvl w:val="0"/>
-          <w:numId w:val="1"/>
-        </w:numPr>
-      </w:pPr>
-      <w:r>
-        <w:t>Un profesional podrá bloquear algún usuario.</w:t>
-      </w:r>
-    </w:p>
-    <w:p>
-      <w:pPr>
-        <w:numPr>
-          <w:ilvl w:val="0"/>
-          <w:numId w:val="1"/>
-        </w:numPr>
-      </w:pPr>
-      <w:r>
-        <w:t>Un profesional disfrutará de seguidores o admiradores.</w:t>
-      </w:r>
-    </w:p>
-    <w:p>
-      <w:pPr>
-        <w:numPr>
-          <w:ilvl w:val="0"/>
-          <w:numId w:val="1"/>
-        </w:numPr>
-      </w:pPr>
-      <w:r>
-        <w:t>El profesional podrá habilitar o deshabilitar comentarios o mensajes en salas publicas .</w:t>
-      </w:r>
-    </w:p>
-    <w:p>
-      <w:pPr>
-        <w:numPr>
-          <w:ilvl w:val="0"/>
-          <w:numId w:val="1"/>
-        </w:numPr>
-      </w:pPr>
-      <w:r>
-        <w:t xml:space="preserve">En las salas privadas al profesional se le solicitará encender la cámara para ser una charla </w:t>
-      </w:r>
-      <w:proofErr w:type="spellStart"/>
-      <w:r>
-        <w:t>mas</w:t>
-      </w:r>
-      <w:proofErr w:type="spellEnd"/>
-      <w:r>
-        <w:t xml:space="preserve"> profesional.</w:t>
-      </w:r>
-    </w:p>
-    <w:p>
-      <w:pPr>
-        <w:numPr>
-          <w:ilvl w:val="0"/>
-          <w:numId w:val="1"/>
-        </w:numPr>
-      </w:pPr>
-    </w:p>
-    <w:p>
-      <w:r>
-        <w:pict w14:anchorId="3860FCC2">
-          <v:rect id="_x0000_i1027" style="width:0;height:1.5pt" o:hralign="center" o:hrstd="t" o:hr="t" fillcolor="#a0a0a0" stroked="f"/>
-        </w:pict>
-      </w:r>
-    </w:p>
-    <w:p>
-      <w:pPr>
-        <w:rPr>
-          <w:b/>
-          <w:bCs/>
-        </w:rPr>
-      </w:pPr>
-      <w:r>
-        <w:rPr>
-          <w:b/>
-          <w:bCs/>
-        </w:rPr>
-        <w:lastRenderedPageBreak/>
-        <w:t>3. Arquitectura Técnica</w:t>
-      </w:r>
-    </w:p>
-    <w:p>
-      <w:r>
-        <w:t xml:space="preserve">El perfil profesional utiliza la misma arquitectura </w:t>
-      </w:r>
-      <w:r>
-        <w:rPr>
-          <w:b/>
-          <w:bCs/>
-        </w:rPr>
-        <w:t>en capas MVC (.NET Core 8)</w:t>
-      </w:r>
-      <w:r>
-        <w:t xml:space="preserve"> que el perfil usuario:</w:t>
-      </w:r>
-    </w:p>
-    <w:p>
-      <w:pPr>
-        <w:numPr>
-          <w:ilvl w:val="0"/>
-          <w:numId w:val="2"/>
-        </w:numPr>
-      </w:pPr>
-      <w:r>
-        <w:rPr>
-          <w:b/>
-          <w:bCs/>
-        </w:rPr>
         <w:t xml:space="preserve">Capa </w:t>
       </w:r>
       <w:proofErr w:type="spellStart"/>
@@ -1035,37 +1238,37 @@
         </w:numPr>
       </w:pPr>
       <w:r>
+        <w:t>Definición de precios y tiempos de sesiones.</w:t>
+      </w:r>
+    </w:p>
+    <w:p>
+      <w:pPr>
+        <w:numPr>
+          <w:ilvl w:val="0"/>
+          <w:numId w:val="3"/>
+        </w:numPr>
+      </w:pPr>
+      <w:r>
+        <w:t xml:space="preserve">Habilitación o </w:t>
+      </w:r>
+      <w:proofErr w:type="spellStart"/>
+      <w:r>
+        <w:t>deshabilitación</w:t>
+      </w:r>
+      <w:proofErr w:type="spellEnd"/>
+      <w:r>
+        <w:t xml:space="preserve"> de salas.</w:t>
+      </w:r>
+    </w:p>
+    <w:p>
+      <w:pPr>
+        <w:numPr>
+          <w:ilvl w:val="0"/>
+          <w:numId w:val="3"/>
+        </w:numPr>
+      </w:pPr>
+      <w:r>
         <w:lastRenderedPageBreak/>
-        <w:t>Definición de precios y tiempos de sesiones.</w:t>
-      </w:r>
-    </w:p>
-    <w:p>
-      <w:pPr>
-        <w:numPr>
-          <w:ilvl w:val="0"/>
-          <w:numId w:val="3"/>
-        </w:numPr>
-      </w:pPr>
-      <w:r>
-        <w:t xml:space="preserve">Habilitación o </w:t>
-      </w:r>
-      <w:proofErr w:type="spellStart"/>
-      <w:r>
-        <w:t>deshabilitación</w:t>
-      </w:r>
-      <w:proofErr w:type="spellEnd"/>
-      <w:r>
-        <w:t xml:space="preserve"> de salas.</w:t>
-      </w:r>
-    </w:p>
-    <w:p>
-      <w:pPr>
-        <w:numPr>
-          <w:ilvl w:val="0"/>
-          <w:numId w:val="3"/>
-        </w:numPr>
-      </w:pPr>
-      <w:r>
         <w:t>Visualización de usuarios inscritos en sus salas.</w:t>
       </w:r>
     </w:p>
@@ -1287,8 +1490,13 @@
           <w:numId w:val="5"/>
         </w:numPr>
       </w:pPr>
-      <w:r>
-        <w:t>Completa formulario de datos básicos.</w:t>
+      <w:proofErr w:type="gramStart"/>
+      <w:r>
+        <w:t>Completa formulario</w:t>
+      </w:r>
+      <w:proofErr w:type="gramEnd"/>
+      <w:r>
+        <w:t xml:space="preserve"> de datos básicos.</w:t>
       </w:r>
     </w:p>
     <w:p>
@@ -1358,29 +1566,29 @@
         </w:numPr>
       </w:pPr>
       <w:r>
+        <w:t>Desde el panel, el profesional ingresa a “Mis Salas”.</w:t>
+      </w:r>
+    </w:p>
+    <w:p>
+      <w:pPr>
+        <w:numPr>
+          <w:ilvl w:val="0"/>
+          <w:numId w:val="6"/>
+        </w:numPr>
+      </w:pPr>
+      <w:r>
+        <w:t>Da clic en “Crear nueva sala”.</w:t>
+      </w:r>
+    </w:p>
+    <w:p>
+      <w:pPr>
+        <w:numPr>
+          <w:ilvl w:val="0"/>
+          <w:numId w:val="6"/>
+        </w:numPr>
+      </w:pPr>
+      <w:r>
         <w:lastRenderedPageBreak/>
-        <w:t>Desde el panel, el profesional ingresa a “Mis Salas”.</w:t>
-      </w:r>
-    </w:p>
-    <w:p>
-      <w:pPr>
-        <w:numPr>
-          <w:ilvl w:val="0"/>
-          <w:numId w:val="6"/>
-        </w:numPr>
-      </w:pPr>
-      <w:r>
-        <w:t>Da clic en “Crear nueva sala”.</w:t>
-      </w:r>
-    </w:p>
-    <w:p>
-      <w:pPr>
-        <w:numPr>
-          <w:ilvl w:val="0"/>
-          <w:numId w:val="6"/>
-        </w:numPr>
-      </w:pPr>
-      <w:r>
         <w:t>Configura:</w:t>
       </w:r>
     </w:p>
@@ -1661,44 +1869,46 @@
           <w:b/>
           <w:bCs/>
         </w:rPr>
+        <w:t>6.6 Cierre Automático por Inactividad</w:t>
+      </w:r>
+    </w:p>
+    <w:p>
+      <w:pPr>
+        <w:numPr>
+          <w:ilvl w:val="0"/>
+          <w:numId w:val="10"/>
+        </w:numPr>
+      </w:pPr>
+      <w:r>
+        <w:t>Middleware idéntico al del perfil usuario (</w:t>
+      </w:r>
+      <w:proofErr w:type="spellStart"/>
+      <w:r>
+        <w:t>SessionExpirationMiddleware</w:t>
+      </w:r>
+      <w:proofErr w:type="spellEnd"/>
+      <w:r>
+        <w:t>).</w:t>
+      </w:r>
+    </w:p>
+    <w:p>
+      <w:pPr>
+        <w:numPr>
+          <w:ilvl w:val="0"/>
+          <w:numId w:val="10"/>
+        </w:numPr>
+      </w:pPr>
+      <w:r>
         <w:lastRenderedPageBreak/>
-        <w:t>6.6 Cierre Automático por Inactividad</w:t>
-      </w:r>
-    </w:p>
-    <w:p>
-      <w:pPr>
-        <w:numPr>
-          <w:ilvl w:val="0"/>
-          <w:numId w:val="10"/>
-        </w:numPr>
-      </w:pPr>
-      <w:r>
-        <w:t>Middleware idéntico al del perfil usuario (</w:t>
+        <w:t xml:space="preserve">Control configurable desde </w:t>
       </w:r>
       <w:proofErr w:type="spellStart"/>
-      <w:r>
-        <w:t>SessionExpirationMiddleware</w:t>
+      <w:proofErr w:type="gramStart"/>
+      <w:r>
+        <w:t>appsettings.json</w:t>
       </w:r>
       <w:proofErr w:type="spellEnd"/>
-      <w:r>
-        <w:t>).</w:t>
-      </w:r>
-    </w:p>
-    <w:p>
-      <w:pPr>
-        <w:numPr>
-          <w:ilvl w:val="0"/>
-          <w:numId w:val="10"/>
-        </w:numPr>
-      </w:pPr>
-      <w:r>
-        <w:t xml:space="preserve">Control configurable desde </w:t>
-      </w:r>
-      <w:proofErr w:type="spellStart"/>
-      <w:r>
-        <w:t>appsettings.json</w:t>
-      </w:r>
-      <w:proofErr w:type="spellEnd"/>
+      <w:proofErr w:type="gramEnd"/>
       <w:r>
         <w:t>.</w:t>
       </w:r>
@@ -2380,7 +2590,6 @@
           </w:tcPr>
           <w:p>
             <w:r>
-              <w:lastRenderedPageBreak/>
               <w:t>PF-08</w:t>
             </w:r>
           </w:p>
@@ -2487,6 +2696,7 @@
           </w:tcPr>
           <w:p>
             <w:r>
+              <w:lastRenderedPageBreak/>
               <w:t>PF-10</w:t>
             </w:r>
           </w:p>
@@ -2830,7 +3040,6 @@
     </w:p>
     <w:p>
       <w:r>
-        <w:lastRenderedPageBreak/>
         <w:pict w14:anchorId="18FCE3B9">
           <v:rect id="_x0000_i1036" style="width:0;height:1.5pt" o:hralign="center" o:hrstd="t" o:hr="t" fillcolor="#a0a0a0" stroked="f"/>
         </w:pict>
@@ -2878,6 +3087,7 @@
         </w:numPr>
       </w:pPr>
       <w:r>
+        <w:lastRenderedPageBreak/>
         <w:t>Estado de cuenta: Pendiente / Aprobado / Rechazado.</w:t>
       </w:r>
     </w:p>
@@ -2941,15 +3151,7 @@
       </w:r>
       <w:proofErr w:type="spellEnd"/>
       <w:r>
-        <w:t xml:space="preserve"> y </w:t>
-      </w:r>
-      <w:proofErr w:type="spellStart"/>
-      <w:r>
-        <w:t>Dashboard</w:t>
-      </w:r>
-      <w:proofErr w:type="spellEnd"/>
-      <w:r>
-        <w:t>.</w:t>
+        <w:t xml:space="preserve"> y Dashboard.</w:t>
       </w:r>
     </w:p>
     <w:p>
@@ -3147,48 +3349,48 @@
         </w:numPr>
       </w:pPr>
       <w:r>
+        <w:t>Implementar lógica de pagos recibidos.</w:t>
+      </w:r>
+    </w:p>
+    <w:p>
+      <w:pPr>
+        <w:numPr>
+          <w:ilvl w:val="0"/>
+          <w:numId w:val="18"/>
+        </w:numPr>
+      </w:pPr>
+      <w:r>
+        <w:t>Mostrar reportes de ingresos.</w:t>
+      </w:r>
+    </w:p>
+    <w:p>
+      <w:pPr>
+        <w:numPr>
+          <w:ilvl w:val="0"/>
+          <w:numId w:val="18"/>
+        </w:numPr>
+      </w:pPr>
+      <w:r>
+        <w:t>Entregable: integración con pasarela de pago (PayU/</w:t>
+      </w:r>
+      <w:proofErr w:type="spellStart"/>
+      <w:r>
+        <w:t>MercadoPago</w:t>
+      </w:r>
+      <w:proofErr w:type="spellEnd"/>
+      <w:r>
+        <w:t>).</w:t>
+      </w:r>
+    </w:p>
+    <w:p>
+      <w:pPr>
+        <w:numPr>
+          <w:ilvl w:val="0"/>
+          <w:numId w:val="18"/>
+        </w:numPr>
+      </w:pPr>
+      <w:r>
         <w:lastRenderedPageBreak/>
-        <w:t>Implementar lógica de pagos recibidos.</w:t>
-      </w:r>
-    </w:p>
-    <w:p>
-      <w:pPr>
-        <w:numPr>
-          <w:ilvl w:val="0"/>
-          <w:numId w:val="18"/>
-        </w:numPr>
-      </w:pPr>
-      <w:r>
-        <w:t>Mostrar reportes de ingresos.</w:t>
-      </w:r>
-    </w:p>
-    <w:p>
-      <w:pPr>
-        <w:numPr>
-          <w:ilvl w:val="0"/>
-          <w:numId w:val="18"/>
-        </w:numPr>
-      </w:pPr>
-      <w:r>
-        <w:t>Entregable: integración con pasarela de pago (PayU/</w:t>
-      </w:r>
-      <w:proofErr w:type="spellStart"/>
-      <w:r>
-        <w:t>MercadoPago</w:t>
-      </w:r>
-      <w:proofErr w:type="spellEnd"/>
-      <w:r>
-        <w:t>).</w:t>
-      </w:r>
-    </w:p>
-    <w:p>
-      <w:pPr>
-        <w:numPr>
-          <w:ilvl w:val="0"/>
-          <w:numId w:val="18"/>
-        </w:numPr>
-      </w:pPr>
-      <w:r>
         <w:t>Criterio: pagos visibles y correctos en panel profesional.</w:t>
       </w:r>
     </w:p>
@@ -3428,16 +3630,20 @@
         </w:numPr>
       </w:pPr>
       <w:r>
-        <w:lastRenderedPageBreak/>
         <w:t xml:space="preserve">Se usará </w:t>
       </w:r>
       <w:proofErr w:type="spellStart"/>
+      <w:proofErr w:type="gramStart"/>
       <w:r>
         <w:t>Authorize</w:t>
       </w:r>
       <w:proofErr w:type="spellEnd"/>
       <w:r>
-        <w:t>(Roles = "Profesional") para controlar accesos.</w:t>
+        <w:t>(</w:t>
+      </w:r>
+      <w:proofErr w:type="gramEnd"/>
+      <w:r>
+        <w:t>Roles = "Profesional") para controlar accesos.</w:t>
       </w:r>
     </w:p>
     <w:p>
@@ -6419,6 +6625,119 @@
       <w:rPr>
         <w:rFonts w:ascii="Wingdings" w:hAnsi="Wingdings" w:hint="default"/>
         <w:sz w:val="20"/>
+      </w:rPr>
+    </w:lvl>
+  </w:abstractNum>
+  <w:abstractNum w:abstractNumId="21" w15:restartNumberingAfterBreak="0">
+    <w:nsid w:val="7DB13CF4"/>
+    <w:multiLevelType w:val="hybridMultilevel"/>
+    <w:tmpl w:val="1FD6AFA6"/>
+    <w:lvl w:ilvl="0" w:tplc="240A0001">
+      <w:start w:val="1"/>
+      <w:numFmt w:val="bullet"/>
+      <w:lvlText w:val=""/>
+      <w:lvlJc w:val="left"/>
+      <w:pPr>
+        <w:ind w:left="720" w:hanging="360"/>
+      </w:pPr>
+      <w:rPr>
+        <w:rFonts w:ascii="Symbol" w:hAnsi="Symbol" w:hint="default"/>
+      </w:rPr>
+    </w:lvl>
+    <w:lvl w:ilvl="1" w:tplc="240A0003" w:tentative="1">
+      <w:start w:val="1"/>
+      <w:numFmt w:val="bullet"/>
+      <w:lvlText w:val="o"/>
+      <w:lvlJc w:val="left"/>
+      <w:pPr>
+        <w:ind w:left="1440" w:hanging="360"/>
+      </w:pPr>
+      <w:rPr>
+        <w:rFonts w:ascii="Courier New" w:hAnsi="Courier New" w:cs="Courier New" w:hint="default"/>
+      </w:rPr>
+    </w:lvl>
+    <w:lvl w:ilvl="2" w:tplc="240A0005" w:tentative="1">
+      <w:start w:val="1"/>
+      <w:numFmt w:val="bullet"/>
+      <w:lvlText w:val=""/>
+      <w:lvlJc w:val="left"/>
+      <w:pPr>
+        <w:ind w:left="2160" w:hanging="360"/>
+      </w:pPr>
+      <w:rPr>
+        <w:rFonts w:ascii="Wingdings" w:hAnsi="Wingdings" w:hint="default"/>
+      </w:rPr>
+    </w:lvl>
+    <w:lvl w:ilvl="3" w:tplc="240A0001" w:tentative="1">
+      <w:start w:val="1"/>
+      <w:numFmt w:val="bullet"/>
+      <w:lvlText w:val=""/>
+      <w:lvlJc w:val="left"/>
+      <w:pPr>
+        <w:ind w:left="2880" w:hanging="360"/>
+      </w:pPr>
+      <w:rPr>
+        <w:rFonts w:ascii="Symbol" w:hAnsi="Symbol" w:hint="default"/>
+      </w:rPr>
+    </w:lvl>
+    <w:lvl w:ilvl="4" w:tplc="240A0003" w:tentative="1">
+      <w:start w:val="1"/>
+      <w:numFmt w:val="bullet"/>
+      <w:lvlText w:val="o"/>
+      <w:lvlJc w:val="left"/>
+      <w:pPr>
+        <w:ind w:left="3600" w:hanging="360"/>
+      </w:pPr>
+      <w:rPr>
+        <w:rFonts w:ascii="Courier New" w:hAnsi="Courier New" w:cs="Courier New" w:hint="default"/>
+      </w:rPr>
+    </w:lvl>
+    <w:lvl w:ilvl="5" w:tplc="240A0005" w:tentative="1">
+      <w:start w:val="1"/>
+      <w:numFmt w:val="bullet"/>
+      <w:lvlText w:val=""/>
+      <w:lvlJc w:val="left"/>
+      <w:pPr>
+        <w:ind w:left="4320" w:hanging="360"/>
+      </w:pPr>
+      <w:rPr>
+        <w:rFonts w:ascii="Wingdings" w:hAnsi="Wingdings" w:hint="default"/>
+      </w:rPr>
+    </w:lvl>
+    <w:lvl w:ilvl="6" w:tplc="240A0001" w:tentative="1">
+      <w:start w:val="1"/>
+      <w:numFmt w:val="bullet"/>
+      <w:lvlText w:val=""/>
+      <w:lvlJc w:val="left"/>
+      <w:pPr>
+        <w:ind w:left="5040" w:hanging="360"/>
+      </w:pPr>
+      <w:rPr>
+        <w:rFonts w:ascii="Symbol" w:hAnsi="Symbol" w:hint="default"/>
+      </w:rPr>
+    </w:lvl>
+    <w:lvl w:ilvl="7" w:tplc="240A0003" w:tentative="1">
+      <w:start w:val="1"/>
+      <w:numFmt w:val="bullet"/>
+      <w:lvlText w:val="o"/>
+      <w:lvlJc w:val="left"/>
+      <w:pPr>
+        <w:ind w:left="5760" w:hanging="360"/>
+      </w:pPr>
+      <w:rPr>
+        <w:rFonts w:ascii="Courier New" w:hAnsi="Courier New" w:cs="Courier New" w:hint="default"/>
+      </w:rPr>
+    </w:lvl>
+    <w:lvl w:ilvl="8" w:tplc="240A0005" w:tentative="1">
+      <w:start w:val="1"/>
+      <w:numFmt w:val="bullet"/>
+      <w:lvlText w:val=""/>
+      <w:lvlJc w:val="left"/>
+      <w:pPr>
+        <w:ind w:left="6480" w:hanging="360"/>
+      </w:pPr>
+      <w:rPr>
+        <w:rFonts w:ascii="Wingdings" w:hAnsi="Wingdings" w:hint="default"/>
       </w:rPr>
     </w:lvl>
   </w:abstractNum>
@@ -6484,6 +6803,9 @@
   </w:num>
   <w:num w:numId="21" w16cid:durableId="1527016938">
     <w:abstractNumId w:val="11"/>
+  </w:num>
+  <w:num w:numId="22" w16cid:durableId="1077285698">
+    <w:abstractNumId w:val="21"/>
   </w:num>
 </w:numbering>
 </file>
@@ -7092,7 +7414,6 @@
   <w:style w:type="character" w:default="1" w:styleId="Fuentedeprrafopredeter">
     <w:name w:val="Default Paragraph Font"/>
     <w:uiPriority w:val="1"/>
-    <w:semiHidden/>
     <w:unhideWhenUsed/>
   </w:style>
   <w:style w:type="table" w:default="1" w:styleId="Tablanormal">

--- a/Documentos/Requerimientos/docTecnico.docx
+++ b/Documentos/Requerimientos/docTecnico.docx
@@ -420,317 +420,490 @@
         <w:rPr>
           <w:lang w:val="pt-BR"/>
         </w:rPr>
-        <w:t xml:space="preserve">ofessional o áreas de </w:t>
+        <w:t>ofessional o áreas de interes</w:t>
+      </w:r>
+    </w:p>
+    <w:p>
+      <w:pPr>
+        <w:numPr>
+          <w:ilvl w:val="0"/>
+          <w:numId w:val="1"/>
+        </w:numPr>
+        <w:spacing w:after="0"/>
+      </w:pPr>
+      <w:r>
+        <w:t>El profesional puede recibir nuevas solicitudes de atención</w:t>
+      </w:r>
+      <w:r>
+        <w:t xml:space="preserve"> en forma</w:t>
+      </w:r>
+      <w:r>
+        <w:t xml:space="preserve"> privada</w:t>
+      </w:r>
+    </w:p>
+    <w:p>
+      <w:pPr>
+        <w:numPr>
+          <w:ilvl w:val="0"/>
+          <w:numId w:val="1"/>
+        </w:numPr>
+        <w:spacing w:after="0"/>
+      </w:pPr>
+      <w:r>
+        <w:t>Un usuario podrá visualizar y separar espacios privados al profesional y el profesional quedará con la agenda auto programada</w:t>
+      </w:r>
+    </w:p>
+    <w:p>
+      <w:pPr>
+        <w:numPr>
+          <w:ilvl w:val="0"/>
+          <w:numId w:val="1"/>
+        </w:numPr>
+        <w:spacing w:after="0"/>
+      </w:pPr>
+      <w:r>
+        <w:t>El profesional podrá mover una agenda programada con permiso del usuario, si el usuario no acepta podrán negociar otro horario o devolución del dinero.</w:t>
+      </w:r>
+    </w:p>
+    <w:p>
+      <w:pPr>
+        <w:numPr>
+          <w:ilvl w:val="0"/>
+          <w:numId w:val="1"/>
+        </w:numPr>
+        <w:spacing w:after="0"/>
+      </w:pPr>
+      <w:r>
+        <w:t xml:space="preserve">Controlar la </w:t>
+      </w:r>
+      <w:r>
+        <w:rPr>
+          <w:b/>
+          <w:bCs/>
+        </w:rPr>
+        <w:t>capacidad máxima</w:t>
+      </w:r>
+      <w:r>
+        <w:rPr>
+          <w:b/>
+          <w:bCs/>
+        </w:rPr>
+        <w:t xml:space="preserve"> de usuarios por</w:t>
+      </w:r>
+      <w:r>
+        <w:rPr>
+          <w:b/>
+          <w:bCs/>
+        </w:rPr>
+        <w:t xml:space="preserve"> salas</w:t>
+      </w:r>
+      <w:r>
+        <w:t xml:space="preserve"> y aplicar reglas de pago o</w:t>
+      </w:r>
+      <w:r>
+        <w:t xml:space="preserve"> permitir</w:t>
+      </w:r>
+      <w:r>
+        <w:t xml:space="preserve"> acceso libre.</w:t>
+      </w:r>
+    </w:p>
+    <w:p>
+      <w:pPr>
+        <w:numPr>
+          <w:ilvl w:val="0"/>
+          <w:numId w:val="1"/>
+        </w:numPr>
+        <w:spacing w:after="0"/>
+      </w:pPr>
+      <w:r>
+        <w:t xml:space="preserve">Administrar la </w:t>
+      </w:r>
+      <w:r>
+        <w:rPr>
+          <w:b/>
+          <w:bCs/>
+        </w:rPr>
+        <w:t>cuenta profesional</w:t>
+      </w:r>
+      <w:r>
+        <w:t>, historial de pagos y facturación.</w:t>
+      </w:r>
+    </w:p>
+    <w:p>
+      <w:pPr>
+        <w:numPr>
+          <w:ilvl w:val="0"/>
+          <w:numId w:val="1"/>
+        </w:numPr>
+        <w:spacing w:after="0"/>
+      </w:pPr>
+      <w:r>
+        <w:t xml:space="preserve">Ofrecer un </w:t>
+      </w:r>
+      <w:r>
+        <w:rPr>
+          <w:b/>
+          <w:bCs/>
+        </w:rPr>
+        <w:t>panel centralizado</w:t>
+      </w:r>
+      <w:r>
+        <w:t xml:space="preserve"> con estadísticas de sesiones, ingresos y usuarios atendidos.</w:t>
+      </w:r>
+    </w:p>
+    <w:p>
+      <w:pPr>
+        <w:numPr>
+          <w:ilvl w:val="0"/>
+          <w:numId w:val="1"/>
+        </w:numPr>
+        <w:spacing w:after="0"/>
+      </w:pPr>
+      <w:r>
+        <w:t>Un profesional podrá disponer de su propio calendario y deshabilitar ciertas horas que el disponga, con el fin que un usuario no pueda separarlas.</w:t>
+      </w:r>
+    </w:p>
+    <w:p>
+      <w:pPr>
+        <w:numPr>
+          <w:ilvl w:val="0"/>
+          <w:numId w:val="1"/>
+        </w:numPr>
+        <w:spacing w:after="0"/>
+      </w:pPr>
+      <w:r>
+        <w:t xml:space="preserve">Un profesional podrá tener un historial de sus </w:t>
+      </w:r>
+      <w:r>
+        <w:t>pacientes</w:t>
+      </w:r>
+      <w:r>
+        <w:t xml:space="preserve"> de forma privada</w:t>
+      </w:r>
+    </w:p>
+    <w:p>
+      <w:pPr>
+        <w:numPr>
+          <w:ilvl w:val="0"/>
+          <w:numId w:val="1"/>
+        </w:numPr>
+        <w:spacing w:after="0"/>
+      </w:pPr>
+      <w:r>
+        <w:t xml:space="preserve">Un profesional podrá compartir la información que el considere, asi que se creará un formulario e historial </w:t>
+      </w:r>
+      <w:r>
+        <w:t>psicológico</w:t>
+      </w:r>
+      <w:r>
+        <w:t xml:space="preserve"> con opción de compartir datos.</w:t>
+      </w:r>
+    </w:p>
+    <w:p>
+      <w:pPr>
+        <w:numPr>
+          <w:ilvl w:val="0"/>
+          <w:numId w:val="1"/>
+        </w:numPr>
+        <w:spacing w:after="0"/>
+      </w:pPr>
+      <w:r>
+        <w:t>Mensajería entre profesionales</w:t>
+      </w:r>
+    </w:p>
+    <w:p>
+      <w:pPr>
+        <w:numPr>
+          <w:ilvl w:val="0"/>
+          <w:numId w:val="1"/>
+        </w:numPr>
+        <w:spacing w:after="0"/>
+      </w:pPr>
+      <w:r>
+        <w:t>Un profesional podrá bloquear</w:t>
+      </w:r>
+      <w:r>
+        <w:t xml:space="preserve"> o desbloquear</w:t>
+      </w:r>
+      <w:r>
+        <w:t xml:space="preserve"> </w:t>
+      </w:r>
+      <w:r>
+        <w:t>un</w:t>
+      </w:r>
+      <w:r>
+        <w:t xml:space="preserve"> usuario.</w:t>
+      </w:r>
+    </w:p>
+    <w:p>
+      <w:pPr>
+        <w:numPr>
+          <w:ilvl w:val="0"/>
+          <w:numId w:val="1"/>
+        </w:numPr>
+        <w:spacing w:after="0"/>
+      </w:pPr>
+      <w:r>
+        <w:t>Un profesional disfrutará de seguidores o admiradores.</w:t>
+      </w:r>
+    </w:p>
+    <w:p>
+      <w:pPr>
+        <w:numPr>
+          <w:ilvl w:val="0"/>
+          <w:numId w:val="1"/>
+        </w:numPr>
+        <w:spacing w:after="0"/>
+      </w:pPr>
+      <w:r>
+        <w:t xml:space="preserve">El profesional podrá habilitar o deshabilitar </w:t>
+      </w:r>
+      <w:r>
+        <w:t xml:space="preserve">control de envío de </w:t>
+      </w:r>
+      <w:r>
+        <w:t xml:space="preserve">comentarios o mensajes en salas </w:t>
+      </w:r>
+      <w:r>
+        <w:t>públicas con el fin de controlar espacios para preguntas</w:t>
+      </w:r>
+      <w:r>
+        <w:t>.</w:t>
+      </w:r>
+    </w:p>
+    <w:p>
+      <w:pPr>
+        <w:numPr>
+          <w:ilvl w:val="0"/>
+          <w:numId w:val="1"/>
+        </w:numPr>
+        <w:spacing w:after="0"/>
+      </w:pPr>
+      <w:r>
+        <w:t xml:space="preserve">En las salas públicas el profesional podrá disponer encender o apagar la cámara </w:t>
+      </w:r>
+    </w:p>
+    <w:p>
+      <w:pPr>
+        <w:numPr>
+          <w:ilvl w:val="0"/>
+          <w:numId w:val="1"/>
+        </w:numPr>
+        <w:spacing w:after="0"/>
+      </w:pPr>
+      <w:r>
+        <w:t>En las salas privadas</w:t>
+      </w:r>
+      <w:r>
+        <w:t xml:space="preserve"> el sistema le solicitará</w:t>
+      </w:r>
+      <w:r>
+        <w:t xml:space="preserve"> al profesional se encender la cámara para ser una charla </w:t>
+      </w:r>
+      <w:r>
+        <w:t>más</w:t>
+      </w:r>
+      <w:r>
+        <w:t xml:space="preserve"> profesional.</w:t>
+      </w:r>
+    </w:p>
+    <w:p>
+      <w:pPr>
+        <w:numPr>
+          <w:ilvl w:val="0"/>
+          <w:numId w:val="1"/>
+        </w:numPr>
+        <w:spacing w:after="0"/>
+      </w:pPr>
+      <w:r>
+        <w:t>Un profesional para poder separar o crear una sala necesita hacer un pago establecido por la plataforma</w:t>
+      </w:r>
+    </w:p>
+    <w:p>
+      <w:pPr>
+        <w:numPr>
+          <w:ilvl w:val="0"/>
+          <w:numId w:val="1"/>
+        </w:numPr>
+        <w:spacing w:after="0"/>
+      </w:pPr>
+      <w:r>
+        <w:t>El profesional</w:t>
+      </w:r>
+      <w:r>
+        <w:t xml:space="preserve"> podrá realizar mensajes de texto que los usuarios podrán ver al entrar a su perfil.</w:t>
+      </w:r>
+    </w:p>
+    <w:p>
+      <w:pPr>
+        <w:numPr>
+          <w:ilvl w:val="0"/>
+          <w:numId w:val="1"/>
+        </w:numPr>
+        <w:spacing w:after="0"/>
+      </w:pPr>
+      <w:r>
+        <w:t>El profesional al crear una sala será con el fin de darle una orientación sobre un tema, y los eventos serán sobre el tema, asi si lo desea podrá crear varios eventos sobre un mismo tema.</w:t>
+      </w:r>
+    </w:p>
+    <w:p>
+      <w:pPr>
+        <w:numPr>
+          <w:ilvl w:val="0"/>
+          <w:numId w:val="1"/>
+        </w:numPr>
+        <w:spacing w:after="0"/>
+      </w:pPr>
+      <w:r>
+        <w:t>El profesional podrá visualizar solicitudes de un usuario para mover de fecha una cita.</w:t>
+      </w:r>
+    </w:p>
+    <w:p>
+      <w:pPr>
+        <w:numPr>
+          <w:ilvl w:val="0"/>
+          <w:numId w:val="1"/>
+        </w:numPr>
+        <w:spacing w:after="0"/>
+      </w:pPr>
+      <w:r>
+        <w:t>El profesional podrá poner valor o costo de una hora para cobrar a un usuario por cita por hora</w:t>
+      </w:r>
+    </w:p>
+    <w:p>
+      <w:pPr>
+        <w:numPr>
+          <w:ilvl w:val="0"/>
+          <w:numId w:val="1"/>
+        </w:numPr>
+        <w:spacing w:after="0"/>
+      </w:pPr>
+      <w:r>
+        <w:lastRenderedPageBreak/>
+        <w:t>El profesional al trasladar a un paciente a otro podrá compartir una copia con los datos que el profesional considere que va a necesitar su colega</w:t>
+      </w:r>
+    </w:p>
+    <w:p>
+      <w:pPr>
+        <w:numPr>
+          <w:ilvl w:val="0"/>
+          <w:numId w:val="1"/>
+        </w:numPr>
+        <w:spacing w:after="0"/>
+      </w:pPr>
+      <w:r>
+        <w:t>El especialista podrá llevar un registro del historial psicológico incluso medicamentos recetados.</w:t>
+      </w:r>
+    </w:p>
+    <w:p>
+      <w:pPr>
+        <w:numPr>
+          <w:ilvl w:val="0"/>
+          <w:numId w:val="1"/>
+        </w:numPr>
+        <w:spacing w:after="0"/>
+      </w:pPr>
+      <w:r>
+        <w:t>El especialista podrá omitir a un paciente traslados a centros en caso de ser necesario.</w:t>
+      </w:r>
+    </w:p>
+    <w:p>
+      <w:pPr>
+        <w:pStyle w:val="Prrafodelista"/>
+        <w:numPr>
+          <w:ilvl w:val="0"/>
+          <w:numId w:val="1"/>
+        </w:numPr>
+        <w:spacing w:after="0"/>
+      </w:pPr>
+      <w:r>
+        <w:t xml:space="preserve">El </w:t>
+      </w:r>
+      <w:r>
+        <w:t>profesional</w:t>
+      </w:r>
+      <w:r>
+        <w:t xml:space="preserve"> podrá encender o apagar el micrófono</w:t>
+      </w:r>
+    </w:p>
+    <w:p>
+      <w:pPr>
+        <w:pStyle w:val="Prrafodelista"/>
+        <w:numPr>
+          <w:ilvl w:val="0"/>
+          <w:numId w:val="1"/>
+        </w:numPr>
+        <w:spacing w:after="0"/>
+      </w:pPr>
+      <w:r>
+        <w:t xml:space="preserve">El profesional podrá ver en </w:t>
+      </w:r>
+      <w:r>
+        <w:t>u</w:t>
+      </w:r>
+      <w:r>
+        <w:t xml:space="preserve">n panel </w:t>
+      </w:r>
+      <w:r>
+        <w:t>las citas por mes</w:t>
+      </w:r>
+    </w:p>
+    <w:p>
+      <w:pPr>
+        <w:pStyle w:val="Prrafodelista"/>
+        <w:numPr>
+          <w:ilvl w:val="0"/>
+          <w:numId w:val="1"/>
+        </w:numPr>
+        <w:spacing w:after="0"/>
+      </w:pPr>
+      <w:r>
+        <w:t>El profesional podrá ver cuanto dinero le debe la aplicación</w:t>
+      </w:r>
+    </w:p>
+    <w:p>
+      <w:pPr>
+        <w:pStyle w:val="Prrafodelista"/>
+        <w:numPr>
+          <w:ilvl w:val="0"/>
+          <w:numId w:val="1"/>
+        </w:numPr>
+        <w:spacing w:after="0"/>
+      </w:pPr>
+      <w:r>
+        <w:t>El profesional podrá configurar cuantas bancarias para recibir los pagos</w:t>
+      </w:r>
+    </w:p>
+    <w:p>
+      <w:pPr>
+        <w:pStyle w:val="Prrafodelista"/>
+        <w:numPr>
+          <w:ilvl w:val="0"/>
+          <w:numId w:val="1"/>
+        </w:numPr>
+        <w:spacing w:after="0"/>
+      </w:pPr>
+      <w:r>
+        <w:t xml:space="preserve">El profesional podrá actualizar información personal excepto nombres, </w:t>
       </w:r>
       <w:proofErr w:type="spellStart"/>
       <w:r>
-        <w:rPr>
-          <w:lang w:val="pt-BR"/>
-        </w:rPr>
-        <w:t>interes</w:t>
+        <w:t>n°</w:t>
       </w:r>
       <w:proofErr w:type="spellEnd"/>
-    </w:p>
-    <w:p>
-      <w:pPr>
+      <w:r>
+        <w:t xml:space="preserve"> de documento,</w:t>
+      </w:r>
+    </w:p>
+    <w:p>
+      <w:pPr>
+        <w:pStyle w:val="Prrafodelista"/>
         <w:numPr>
           <w:ilvl w:val="0"/>
           <w:numId w:val="1"/>
         </w:numPr>
         <w:spacing w:after="0"/>
       </w:pPr>
-      <w:r>
-        <w:t>El profesional puede recibir nuevas solicitudes de atención</w:t>
-      </w:r>
-      <w:r>
-        <w:t xml:space="preserve"> en forma</w:t>
-      </w:r>
-      <w:r>
-        <w:t xml:space="preserve"> privada</w:t>
-      </w:r>
-    </w:p>
-    <w:p>
-      <w:pPr>
-        <w:numPr>
-          <w:ilvl w:val="0"/>
-          <w:numId w:val="1"/>
-        </w:numPr>
-        <w:spacing w:after="0"/>
-      </w:pPr>
-      <w:r>
-        <w:t>Un usuario podrá visualizar y separar espacios privados al profesional y el profesional quedará con la agenda auto programada</w:t>
-      </w:r>
-    </w:p>
-    <w:p>
-      <w:pPr>
-        <w:numPr>
-          <w:ilvl w:val="0"/>
-          <w:numId w:val="1"/>
-        </w:numPr>
-        <w:spacing w:after="0"/>
-      </w:pPr>
-      <w:r>
-        <w:t>El profesional podrá mover una agenda programada con permiso del usuario, si el usuario no acepta podrán negociar otro horario o devolución del dinero.</w:t>
-      </w:r>
-    </w:p>
-    <w:p>
-      <w:pPr>
-        <w:numPr>
-          <w:ilvl w:val="0"/>
-          <w:numId w:val="1"/>
-        </w:numPr>
-        <w:spacing w:after="0"/>
-      </w:pPr>
-      <w:r>
-        <w:t xml:space="preserve">Controlar la </w:t>
-      </w:r>
-      <w:r>
-        <w:rPr>
-          <w:b/>
-          <w:bCs/>
-        </w:rPr>
-        <w:t>capacidad máxima</w:t>
-      </w:r>
-      <w:r>
-        <w:rPr>
-          <w:b/>
-          <w:bCs/>
-        </w:rPr>
-        <w:t xml:space="preserve"> de usuarios por</w:t>
-      </w:r>
-      <w:r>
-        <w:rPr>
-          <w:b/>
-          <w:bCs/>
-        </w:rPr>
-        <w:t xml:space="preserve"> salas</w:t>
-      </w:r>
-      <w:r>
-        <w:t xml:space="preserve"> y aplicar reglas de pago o</w:t>
-      </w:r>
-      <w:r>
-        <w:t xml:space="preserve"> permitir</w:t>
-      </w:r>
-      <w:r>
-        <w:t xml:space="preserve"> acceso libre.</w:t>
-      </w:r>
-    </w:p>
-    <w:p>
-      <w:pPr>
-        <w:numPr>
-          <w:ilvl w:val="0"/>
-          <w:numId w:val="1"/>
-        </w:numPr>
-        <w:spacing w:after="0"/>
-      </w:pPr>
-      <w:r>
-        <w:t xml:space="preserve">Administrar la </w:t>
-      </w:r>
-      <w:r>
-        <w:rPr>
-          <w:b/>
-          <w:bCs/>
-        </w:rPr>
-        <w:t>cuenta profesional</w:t>
-      </w:r>
-      <w:r>
-        <w:t>, historial de pagos y facturación.</w:t>
-      </w:r>
-    </w:p>
-    <w:p>
-      <w:pPr>
-        <w:numPr>
-          <w:ilvl w:val="0"/>
-          <w:numId w:val="1"/>
-        </w:numPr>
-        <w:spacing w:after="0"/>
-      </w:pPr>
-      <w:r>
-        <w:t xml:space="preserve">Ofrecer un </w:t>
-      </w:r>
-      <w:r>
-        <w:rPr>
-          <w:b/>
-          <w:bCs/>
-        </w:rPr>
-        <w:t>panel centralizado</w:t>
-      </w:r>
-      <w:r>
-        <w:t xml:space="preserve"> con estadísticas de sesiones, ingresos y usuarios atendidos.</w:t>
-      </w:r>
-    </w:p>
-    <w:p>
-      <w:pPr>
-        <w:numPr>
-          <w:ilvl w:val="0"/>
-          <w:numId w:val="1"/>
-        </w:numPr>
-        <w:spacing w:after="0"/>
-      </w:pPr>
-      <w:r>
-        <w:t>Un profesional podrá disponer de su propio calendario y deshabilitar ciertas horas que el disponga, con el fin que un usuario no pueda separarlas.</w:t>
-      </w:r>
-    </w:p>
-    <w:p>
-      <w:pPr>
-        <w:numPr>
-          <w:ilvl w:val="0"/>
-          <w:numId w:val="1"/>
-        </w:numPr>
-        <w:spacing w:after="0"/>
-      </w:pPr>
-      <w:r>
-        <w:t xml:space="preserve">Un profesional podrá tener un historial de sus </w:t>
-      </w:r>
-      <w:r>
-        <w:t>pacientes</w:t>
-      </w:r>
-      <w:r>
-        <w:t xml:space="preserve"> de forma privada</w:t>
-      </w:r>
-    </w:p>
-    <w:p>
-      <w:pPr>
-        <w:numPr>
-          <w:ilvl w:val="0"/>
-          <w:numId w:val="1"/>
-        </w:numPr>
-        <w:spacing w:after="0"/>
-      </w:pPr>
-      <w:r>
-        <w:t xml:space="preserve">Un profesional podrá compartir la información que el considere, asi que se creará un formulario e historial </w:t>
-      </w:r>
-      <w:r>
-        <w:t>psicológico</w:t>
-      </w:r>
-      <w:r>
-        <w:t xml:space="preserve"> con opción de compartir datos.</w:t>
-      </w:r>
-    </w:p>
-    <w:p>
-      <w:pPr>
-        <w:numPr>
-          <w:ilvl w:val="0"/>
-          <w:numId w:val="1"/>
-        </w:numPr>
-        <w:spacing w:after="0"/>
-      </w:pPr>
-      <w:r>
-        <w:t>Mensajería entre profesionales</w:t>
-      </w:r>
-    </w:p>
-    <w:p>
-      <w:pPr>
-        <w:numPr>
-          <w:ilvl w:val="0"/>
-          <w:numId w:val="1"/>
-        </w:numPr>
-        <w:spacing w:after="0"/>
-      </w:pPr>
-      <w:r>
-        <w:t>Un profesional podrá bloquear</w:t>
-      </w:r>
-      <w:r>
-        <w:t xml:space="preserve"> o des</w:t>
-      </w:r>
-      <w:r>
-        <w:t>bloquear</w:t>
-      </w:r>
-      <w:r>
-        <w:t xml:space="preserve"> </w:t>
-      </w:r>
-      <w:r>
-        <w:t>un</w:t>
-      </w:r>
-      <w:r>
-        <w:t xml:space="preserve"> usuario.</w:t>
-      </w:r>
-    </w:p>
-    <w:p>
-      <w:pPr>
-        <w:numPr>
-          <w:ilvl w:val="0"/>
-          <w:numId w:val="1"/>
-        </w:numPr>
-        <w:spacing w:after="0"/>
-      </w:pPr>
-      <w:r>
-        <w:t>Un profesional disfrutará de seguidores o admiradores.</w:t>
-      </w:r>
-    </w:p>
-    <w:p>
-      <w:pPr>
-        <w:numPr>
-          <w:ilvl w:val="0"/>
-          <w:numId w:val="1"/>
-        </w:numPr>
-        <w:spacing w:after="0"/>
-      </w:pPr>
-      <w:r>
-        <w:t xml:space="preserve">El profesional podrá habilitar o deshabilitar </w:t>
-      </w:r>
-      <w:r>
-        <w:t xml:space="preserve">control de envío de </w:t>
-      </w:r>
-      <w:r>
-        <w:t xml:space="preserve">comentarios o mensajes en salas </w:t>
-      </w:r>
-      <w:r>
-        <w:t>públicas con el fin de controlar espacios para preguntas</w:t>
-      </w:r>
-      <w:r>
-        <w:t>.</w:t>
-      </w:r>
-    </w:p>
-    <w:p>
-      <w:pPr>
-        <w:numPr>
-          <w:ilvl w:val="0"/>
-          <w:numId w:val="1"/>
-        </w:numPr>
-        <w:spacing w:after="0"/>
-      </w:pPr>
-      <w:r>
-        <w:t>En las salas privadas</w:t>
-      </w:r>
-      <w:r>
-        <w:t xml:space="preserve"> el sistema </w:t>
-      </w:r>
-      <w:r>
-        <w:t>le solicitará</w:t>
-      </w:r>
-      <w:r>
-        <w:t xml:space="preserve"> al profesional se encender la cámara para ser una charla </w:t>
-      </w:r>
-      <w:r>
-        <w:t>más</w:t>
-      </w:r>
-      <w:r>
-        <w:t xml:space="preserve"> profesional.</w:t>
-      </w:r>
-    </w:p>
-    <w:p>
-      <w:pPr>
-        <w:numPr>
-          <w:ilvl w:val="0"/>
-          <w:numId w:val="1"/>
-        </w:numPr>
-        <w:spacing w:after="0"/>
-      </w:pPr>
-      <w:r>
-        <w:t>Un profesional para poder separar o crear una sala necesita hacer un pago establecido por la plataforma</w:t>
-      </w:r>
-    </w:p>
-    <w:p>
-      <w:pPr>
-        <w:numPr>
-          <w:ilvl w:val="0"/>
-          <w:numId w:val="1"/>
-        </w:numPr>
-      </w:pPr>
-      <w:r>
-        <w:t xml:space="preserve">El profesional puede hacer propaganda como </w:t>
-      </w:r>
     </w:p>
     <w:p>
       <w:r>
@@ -822,32 +995,896 @@
         </w:numPr>
       </w:pPr>
       <w:r>
-        <w:t xml:space="preserve">El usuario podrá registrarse </w:t>
-      </w:r>
-      <w:r>
-        <w:t xml:space="preserve">con correo, nombre, contraseña, </w:t>
-      </w:r>
-    </w:p>
-    <w:p>
-      <w:r>
-        <w:pict w14:anchorId="3860FCC2">
-          <v:rect id="_x0000_i1060" style="width:0;height:1.5pt" o:hralign="center" o:hrstd="t" o:hr="t" fillcolor="#a0a0a0" stroked="f"/>
-        </w:pict>
-      </w:r>
-    </w:p>
-    <w:p>
-      <w:pPr>
-        <w:rPr>
-          <w:b/>
-          <w:bCs/>
-        </w:rPr>
-      </w:pPr>
-      <w:r>
-        <w:rPr>
-          <w:b/>
-          <w:bCs/>
-        </w:rPr>
-        <w:t>3. Arquitectura Técnica</w:t>
+        <w:t>El usuario podrá registrarse</w:t>
+      </w:r>
+      <w:r>
+        <w:t xml:space="preserve"> sin subir documentos</w:t>
+      </w:r>
+    </w:p>
+    <w:p>
+      <w:pPr>
+        <w:pStyle w:val="Prrafodelista"/>
+        <w:numPr>
+          <w:ilvl w:val="0"/>
+          <w:numId w:val="22"/>
+        </w:numPr>
+      </w:pPr>
+      <w:r>
+        <w:t>El usuario podrá ver en home una tabla con tarjetas de perfiles de los usuarios e información</w:t>
+      </w:r>
+    </w:p>
+    <w:p>
+      <w:pPr>
+        <w:pStyle w:val="Prrafodelista"/>
+        <w:numPr>
+          <w:ilvl w:val="0"/>
+          <w:numId w:val="22"/>
+        </w:numPr>
+      </w:pPr>
+      <w:r>
+        <w:t>El usuario podrá seguir un profesional</w:t>
+      </w:r>
+    </w:p>
+    <w:p>
+      <w:pPr>
+        <w:pStyle w:val="Prrafodelista"/>
+        <w:numPr>
+          <w:ilvl w:val="0"/>
+          <w:numId w:val="22"/>
+        </w:numPr>
+      </w:pPr>
+      <w:r>
+        <w:t>El usuario podrá ingresar al perfil del profesional</w:t>
+      </w:r>
+    </w:p>
+    <w:p>
+      <w:pPr>
+        <w:pStyle w:val="Prrafodelista"/>
+        <w:numPr>
+          <w:ilvl w:val="0"/>
+          <w:numId w:val="22"/>
+        </w:numPr>
+      </w:pPr>
+      <w:r>
+        <w:t>El usuario podrá ver todas las salas activas creadas por cada profesional</w:t>
+      </w:r>
+    </w:p>
+    <w:p>
+      <w:pPr>
+        <w:pStyle w:val="Prrafodelista"/>
+        <w:numPr>
+          <w:ilvl w:val="0"/>
+          <w:numId w:val="22"/>
+        </w:numPr>
+      </w:pPr>
+      <w:r>
+        <w:t xml:space="preserve">El usuario podrá ver los eventos abiertos de las salas </w:t>
+      </w:r>
+    </w:p>
+    <w:p>
+      <w:pPr>
+        <w:pStyle w:val="Prrafodelista"/>
+        <w:numPr>
+          <w:ilvl w:val="0"/>
+          <w:numId w:val="22"/>
+        </w:numPr>
+      </w:pPr>
+      <w:r>
+        <w:t>El usuario podrá inscribirse a un evento sea pago o de ingreso libre</w:t>
+      </w:r>
+    </w:p>
+    <w:p>
+      <w:pPr>
+        <w:pStyle w:val="Prrafodelista"/>
+        <w:numPr>
+          <w:ilvl w:val="0"/>
+          <w:numId w:val="22"/>
+        </w:numPr>
+      </w:pPr>
+      <w:r>
+        <w:t>El usuario podrá enviar dos mensajes de contacto por primera vez a un profesional, después de la repuesta podrá entablar conversación libre con el profesional.</w:t>
+      </w:r>
+    </w:p>
+    <w:p>
+      <w:pPr>
+        <w:pStyle w:val="Prrafodelista"/>
+        <w:numPr>
+          <w:ilvl w:val="0"/>
+          <w:numId w:val="22"/>
+        </w:numPr>
+      </w:pPr>
+      <w:r>
+        <w:t>El usuario podrá observar el calendario con espacios libres del profesional para separar una cita</w:t>
+      </w:r>
+    </w:p>
+    <w:p>
+      <w:pPr>
+        <w:pStyle w:val="Prrafodelista"/>
+        <w:numPr>
+          <w:ilvl w:val="0"/>
+          <w:numId w:val="22"/>
+        </w:numPr>
+      </w:pPr>
+      <w:r>
+        <w:t>El usuario para separar una cita tendrá que hacer pago previo.</w:t>
+      </w:r>
+    </w:p>
+    <w:p>
+      <w:pPr>
+        <w:pStyle w:val="Prrafodelista"/>
+        <w:numPr>
+          <w:ilvl w:val="0"/>
+          <w:numId w:val="22"/>
+        </w:numPr>
+      </w:pPr>
+      <w:r>
+        <w:t>El usuario podrá elegir si quiere tener una atención psicológica o simplemente asesoría.</w:t>
+      </w:r>
+    </w:p>
+    <w:p>
+      <w:pPr>
+        <w:pStyle w:val="Prrafodelista"/>
+        <w:numPr>
+          <w:ilvl w:val="0"/>
+          <w:numId w:val="22"/>
+        </w:numPr>
+      </w:pPr>
+      <w:r>
+        <w:t>El usuario podrá entrar a los eventos y opinar únicamente cuando el profesional habilite el campo de mensajes.</w:t>
+      </w:r>
+    </w:p>
+    <w:p>
+      <w:pPr>
+        <w:pStyle w:val="Prrafodelista"/>
+        <w:numPr>
+          <w:ilvl w:val="0"/>
+          <w:numId w:val="22"/>
+        </w:numPr>
+      </w:pPr>
+      <w:r>
+        <w:t>El usuario no podrá ver otros usuarios ni entablar conversación con ellos, únicamente podrá hacerlo hacia otros profesionales.</w:t>
+      </w:r>
+    </w:p>
+    <w:p>
+      <w:pPr>
+        <w:pStyle w:val="Prrafodelista"/>
+        <w:numPr>
+          <w:ilvl w:val="0"/>
+          <w:numId w:val="22"/>
+        </w:numPr>
+      </w:pPr>
+      <w:r>
+        <w:t>El usuario podrá seguir un profesional.</w:t>
+      </w:r>
+    </w:p>
+    <w:p>
+      <w:pPr>
+        <w:pStyle w:val="Prrafodelista"/>
+        <w:numPr>
+          <w:ilvl w:val="0"/>
+          <w:numId w:val="22"/>
+        </w:numPr>
+      </w:pPr>
+      <w:r>
+        <w:lastRenderedPageBreak/>
+        <w:t>El usuario podrá ver a los profesionales a quienes sigue.</w:t>
+      </w:r>
+    </w:p>
+    <w:p>
+      <w:pPr>
+        <w:pStyle w:val="Prrafodelista"/>
+        <w:numPr>
+          <w:ilvl w:val="0"/>
+          <w:numId w:val="22"/>
+        </w:numPr>
+      </w:pPr>
+      <w:r>
+        <w:t xml:space="preserve">El usuario podrá filtrar </w:t>
+      </w:r>
+      <w:r>
+        <w:t>eventos por tipo</w:t>
+      </w:r>
+    </w:p>
+    <w:p>
+      <w:pPr>
+        <w:pStyle w:val="Prrafodelista"/>
+        <w:numPr>
+          <w:ilvl w:val="0"/>
+          <w:numId w:val="22"/>
+        </w:numPr>
+      </w:pPr>
+      <w:r>
+        <w:t>El usuario podrá filtrar a los profesionales a quien sigue</w:t>
+      </w:r>
+    </w:p>
+    <w:p>
+      <w:pPr>
+        <w:pStyle w:val="Prrafodelista"/>
+        <w:numPr>
+          <w:ilvl w:val="0"/>
+          <w:numId w:val="22"/>
+        </w:numPr>
+      </w:pPr>
+      <w:r>
+        <w:t>El usuario podrá buscar un profesional por nombre y apellido o por cedula</w:t>
+      </w:r>
+    </w:p>
+    <w:p>
+      <w:pPr>
+        <w:pStyle w:val="Prrafodelista"/>
+        <w:numPr>
+          <w:ilvl w:val="0"/>
+          <w:numId w:val="22"/>
+        </w:numPr>
+      </w:pPr>
+      <w:r>
+        <w:t>El usuario podrá filtrar por especialidad</w:t>
+      </w:r>
+    </w:p>
+    <w:p>
+      <w:pPr>
+        <w:pStyle w:val="Prrafodelista"/>
+        <w:numPr>
+          <w:ilvl w:val="0"/>
+          <w:numId w:val="22"/>
+        </w:numPr>
+      </w:pPr>
+      <w:r>
+        <w:t>El usuario podrá ver la cantidad de seguidores al profesional</w:t>
+      </w:r>
+    </w:p>
+    <w:p>
+      <w:pPr>
+        <w:pStyle w:val="Prrafodelista"/>
+        <w:numPr>
+          <w:ilvl w:val="0"/>
+          <w:numId w:val="22"/>
+        </w:numPr>
+      </w:pPr>
+      <w:r>
+        <w:t>El usuario podrá opinar sobre un evento y un profesional</w:t>
+      </w:r>
+    </w:p>
+    <w:p>
+      <w:pPr>
+        <w:pStyle w:val="Prrafodelista"/>
+        <w:numPr>
+          <w:ilvl w:val="0"/>
+          <w:numId w:val="22"/>
+        </w:numPr>
+      </w:pPr>
+      <w:r>
+        <w:t>El usuario al dar click sobre una sala podrá ver los eventos que tiene esa sala</w:t>
+      </w:r>
+    </w:p>
+    <w:p>
+      <w:pPr>
+        <w:pStyle w:val="Prrafodelista"/>
+        <w:numPr>
+          <w:ilvl w:val="0"/>
+          <w:numId w:val="22"/>
+        </w:numPr>
+      </w:pPr>
+      <w:r>
+        <w:t>El usuario podrá solicitar al profesional mover una cita que el haya separado.</w:t>
+      </w:r>
+    </w:p>
+    <w:p>
+      <w:pPr>
+        <w:pStyle w:val="Prrafodelista"/>
+        <w:numPr>
+          <w:ilvl w:val="0"/>
+          <w:numId w:val="22"/>
+        </w:numPr>
+      </w:pPr>
+      <w:r>
+        <w:t>El usuario podrá recibir solicitudes de un profesional para ser trasladado a otro profesional con especialidad que el necesite</w:t>
+      </w:r>
+    </w:p>
+    <w:p>
+      <w:pPr>
+        <w:pStyle w:val="Prrafodelista"/>
+        <w:numPr>
+          <w:ilvl w:val="0"/>
+          <w:numId w:val="22"/>
+        </w:numPr>
+      </w:pPr>
+      <w:r>
+        <w:t xml:space="preserve">Un usuario podrá </w:t>
+      </w:r>
+      <w:r>
+        <w:t>tener asesorías utilizando o el nombre o el sobrenombre de ese modo podrá tener una charla de forma anónima.</w:t>
+      </w:r>
+    </w:p>
+    <w:p>
+      <w:pPr>
+        <w:pStyle w:val="Prrafodelista"/>
+        <w:numPr>
+          <w:ilvl w:val="0"/>
+          <w:numId w:val="22"/>
+        </w:numPr>
+      </w:pPr>
+      <w:r>
+        <w:t>El usuario tendrá a disposición habilitar o deshabilitar la cámara</w:t>
+      </w:r>
+    </w:p>
+    <w:p>
+      <w:pPr>
+        <w:pStyle w:val="Prrafodelista"/>
+        <w:numPr>
+          <w:ilvl w:val="0"/>
+          <w:numId w:val="22"/>
+        </w:numPr>
+      </w:pPr>
+      <w:r>
+        <w:t>El usuario podrá encender o apagar el micrófono</w:t>
+      </w:r>
+    </w:p>
+    <w:p>
+      <w:pPr>
+        <w:pStyle w:val="Prrafodelista"/>
+        <w:numPr>
+          <w:ilvl w:val="0"/>
+          <w:numId w:val="22"/>
+        </w:numPr>
+      </w:pPr>
+      <w:r>
+        <w:t>El usuario podrá ver su historial de pagos</w:t>
+      </w:r>
+    </w:p>
+    <w:p>
+      <w:pPr>
+        <w:pStyle w:val="Prrafodelista"/>
+        <w:numPr>
+          <w:ilvl w:val="0"/>
+          <w:numId w:val="22"/>
+        </w:numPr>
+      </w:pPr>
+      <w:r>
+        <w:t>El usuario podrá visualizar la cantidad de profesionales con los que ha tenido sesiones.</w:t>
+      </w:r>
+    </w:p>
+    <w:p>
+      <w:pPr>
+        <w:pStyle w:val="Prrafodelista"/>
+        <w:numPr>
+          <w:ilvl w:val="0"/>
+          <w:numId w:val="22"/>
+        </w:numPr>
+      </w:pPr>
+    </w:p>
+    <w:p/>
+    <w:p>
+      <w:pPr>
+        <w:ind w:left="360"/>
+        <w:rPr>
+          <w:b/>
+          <w:bCs/>
+        </w:rPr>
+      </w:pPr>
+      <w:r>
+        <w:rPr>
+          <w:noProof/>
+        </w:rPr>
+        <w:drawing>
+          <wp:inline distT="0" distB="0" distL="0" distR="0" wp14:anchorId="6B99275F" wp14:editId="7C797CE0">
+            <wp:extent cx="5612130" cy="85618"/>
+            <wp:effectExtent l="0" t="0" r="0" b="0"/>
+            <wp:docPr id="478628045" name="Imagen 1"/>
+            <wp:cNvGraphicFramePr>
+              <a:graphicFrameLocks xmlns:a="http://schemas.openxmlformats.org/drawingml/2006/main" noChangeAspect="1"/>
+            </wp:cNvGraphicFramePr>
+            <a:graphic xmlns:a="http://schemas.openxmlformats.org/drawingml/2006/main">
+              <a:graphicData uri="http://schemas.openxmlformats.org/drawingml/2006/picture">
+                <pic:pic xmlns:pic="http://schemas.openxmlformats.org/drawingml/2006/picture">
+                  <pic:nvPicPr>
+                    <pic:cNvPr id="0" name="Picture 21"/>
+                    <pic:cNvPicPr>
+                      <a:picLocks noChangeAspect="1" noChangeArrowheads="1"/>
+                    </pic:cNvPicPr>
+                  </pic:nvPicPr>
+                  <pic:blipFill>
+                    <a:blip r:embed="rId5">
+                      <a:extLst>
+                        <a:ext uri="{28A0092B-C50C-407E-A947-70E740481C1C}">
+                          <a14:useLocalDpi xmlns:a14="http://schemas.microsoft.com/office/drawing/2010/main" val="0"/>
+                        </a:ext>
+                      </a:extLst>
+                    </a:blip>
+                    <a:srcRect/>
+                    <a:stretch>
+                      <a:fillRect/>
+                    </a:stretch>
+                  </pic:blipFill>
+                  <pic:spPr bwMode="auto">
+                    <a:xfrm>
+                      <a:off x="0" y="0"/>
+                      <a:ext cx="5612130" cy="85618"/>
+                    </a:xfrm>
+                    <a:prstGeom prst="rect">
+                      <a:avLst/>
+                    </a:prstGeom>
+                    <a:noFill/>
+                  </pic:spPr>
+                </pic:pic>
+              </a:graphicData>
+            </a:graphic>
+          </wp:inline>
+        </w:drawing>
+      </w:r>
+    </w:p>
+    <w:p>
+      <w:pPr>
+        <w:pStyle w:val="Prrafodelista"/>
+        <w:rPr>
+          <w:b/>
+          <w:bCs/>
+        </w:rPr>
+      </w:pPr>
+    </w:p>
+    <w:p>
+      <w:pPr>
+        <w:pStyle w:val="Prrafodelista"/>
+        <w:ind w:left="0"/>
+        <w:rPr>
+          <w:b/>
+          <w:bCs/>
+        </w:rPr>
+      </w:pPr>
+      <w:r>
+        <w:rPr>
+          <w:b/>
+          <w:bCs/>
+        </w:rPr>
+        <w:t>4</w:t>
+      </w:r>
+      <w:r>
+        <w:rPr>
+          <w:b/>
+          <w:bCs/>
+        </w:rPr>
+        <w:t xml:space="preserve">. </w:t>
+      </w:r>
+      <w:r>
+        <w:rPr>
+          <w:b/>
+          <w:bCs/>
+        </w:rPr>
+        <w:t>la aplicación</w:t>
+      </w:r>
+    </w:p>
+    <w:p>
+      <w:pPr>
+        <w:pStyle w:val="Prrafodelista"/>
+      </w:pPr>
+    </w:p>
+    <w:p>
+      <w:pPr>
+        <w:pStyle w:val="Prrafodelista"/>
+        <w:numPr>
+          <w:ilvl w:val="0"/>
+          <w:numId w:val="25"/>
+        </w:numPr>
+      </w:pPr>
+      <w:r>
+        <w:t>L</w:t>
+      </w:r>
+      <w:r>
+        <w:t xml:space="preserve">a aplicación </w:t>
+      </w:r>
+      <w:r>
+        <w:t xml:space="preserve">dispondrá de un </w:t>
+      </w:r>
+      <w:proofErr w:type="spellStart"/>
+      <w:r>
+        <w:t>landing</w:t>
+      </w:r>
+      <w:proofErr w:type="spellEnd"/>
+      <w:r>
+        <w:t xml:space="preserve"> page </w:t>
+      </w:r>
+      <w:r>
+        <w:t xml:space="preserve">con opción de </w:t>
+      </w:r>
+      <w:proofErr w:type="spellStart"/>
+      <w:r>
+        <w:t>login</w:t>
+      </w:r>
+      <w:proofErr w:type="spellEnd"/>
+      <w:r>
+        <w:t xml:space="preserve"> y registro</w:t>
+      </w:r>
+    </w:p>
+    <w:p>
+      <w:pPr>
+        <w:pStyle w:val="Prrafodelista"/>
+        <w:rPr>
+          <w:b/>
+          <w:bCs/>
+        </w:rPr>
+      </w:pPr>
+    </w:p>
+    <w:p>
+      <w:pPr>
+        <w:pStyle w:val="Prrafodelista"/>
+        <w:rPr>
+          <w:b/>
+          <w:bCs/>
+        </w:rPr>
+      </w:pPr>
+      <w:r>
+        <w:rPr>
+          <w:b/>
+          <w:bCs/>
+        </w:rPr>
+        <w:t>Landing Page</w:t>
+      </w:r>
+    </w:p>
+    <w:p>
+      <w:pPr>
+        <w:pStyle w:val="Prrafodelista"/>
+        <w:numPr>
+          <w:ilvl w:val="0"/>
+          <w:numId w:val="26"/>
+        </w:numPr>
+        <w:rPr>
+          <w:b/>
+          <w:bCs/>
+        </w:rPr>
+      </w:pPr>
+      <w:r>
+        <w:t xml:space="preserve">El </w:t>
+      </w:r>
+      <w:proofErr w:type="spellStart"/>
+      <w:r>
+        <w:t>landing</w:t>
+      </w:r>
+      <w:proofErr w:type="spellEnd"/>
+      <w:r>
+        <w:t xml:space="preserve"> page tendrá un banner con información e imágenes relevantes sobre la aplicación, los eventos y datos en general de cuantos profesionales cuanta la aplicación, tambien tendrá mensajes de aliento para las personas e incitarlos a ingresar a la aplicación.</w:t>
+      </w:r>
+    </w:p>
+    <w:p>
+      <w:pPr>
+        <w:pStyle w:val="Prrafodelista"/>
+        <w:numPr>
+          <w:ilvl w:val="0"/>
+          <w:numId w:val="26"/>
+        </w:numPr>
+        <w:rPr>
+          <w:b/>
+          <w:bCs/>
+        </w:rPr>
+      </w:pPr>
+      <w:r>
+        <w:t>Debajo del banner mostrará tarjetas con todas las especialidades psicológicas con que cuenta la aplicación.</w:t>
+      </w:r>
+    </w:p>
+    <w:p>
+      <w:pPr>
+        <w:pStyle w:val="Prrafodelista"/>
+        <w:numPr>
+          <w:ilvl w:val="0"/>
+          <w:numId w:val="26"/>
+        </w:numPr>
+      </w:pPr>
+      <w:r>
+        <w:t xml:space="preserve">Tendrá </w:t>
+      </w:r>
+      <w:r>
+        <w:t xml:space="preserve">pie de pagina con información relevante de lo que es el sitio web, </w:t>
+      </w:r>
+    </w:p>
+    <w:p>
+      <w:pPr>
+        <w:pStyle w:val="Prrafodelista"/>
+        <w:numPr>
+          <w:ilvl w:val="0"/>
+          <w:numId w:val="26"/>
+        </w:numPr>
+      </w:pPr>
+      <w:r>
+        <w:t xml:space="preserve">Tendrá una sesión de próximos eventos limitados, a los 3 eventos que </w:t>
+      </w:r>
+      <w:proofErr w:type="spellStart"/>
+      <w:r>
+        <w:t>mas</w:t>
+      </w:r>
+      <w:proofErr w:type="spellEnd"/>
+      <w:r>
+        <w:t xml:space="preserve"> usuarios tienen.</w:t>
+      </w:r>
+    </w:p>
+    <w:p>
+      <w:pPr>
+        <w:pStyle w:val="Prrafodelista"/>
+        <w:numPr>
+          <w:ilvl w:val="0"/>
+          <w:numId w:val="26"/>
+        </w:numPr>
+      </w:pPr>
+      <w:r>
+        <w:lastRenderedPageBreak/>
+        <w:t xml:space="preserve">Tendrá una cinta </w:t>
+      </w:r>
+      <w:proofErr w:type="spellStart"/>
+      <w:r>
+        <w:t>mas</w:t>
+      </w:r>
+      <w:proofErr w:type="spellEnd"/>
+      <w:r>
+        <w:t xml:space="preserve"> bien angosta en la parte superior que irá moviéndose del lado derecho al izquierdo mostrando e incitando a los usuarios a conocer al profesional que la plataforma decida poder ahí, con el fin de promover a los profesionales</w:t>
+      </w:r>
+    </w:p>
+    <w:p>
+      <w:pPr>
+        <w:pStyle w:val="Prrafodelista"/>
+        <w:numPr>
+          <w:ilvl w:val="0"/>
+          <w:numId w:val="26"/>
+        </w:numPr>
+      </w:pPr>
+      <w:r>
+        <w:t>Contará con botón iniciar sesión</w:t>
+      </w:r>
+    </w:p>
+    <w:p>
+      <w:pPr>
+        <w:pStyle w:val="Prrafodelista"/>
+        <w:numPr>
+          <w:ilvl w:val="0"/>
+          <w:numId w:val="26"/>
+        </w:numPr>
+      </w:pPr>
+      <w:r>
+        <w:t>Contará con botón registro</w:t>
+      </w:r>
+    </w:p>
+    <w:p>
+      <w:pPr>
+        <w:pStyle w:val="Prrafodelista"/>
+        <w:numPr>
+          <w:ilvl w:val="0"/>
+          <w:numId w:val="26"/>
+        </w:numPr>
+      </w:pPr>
+    </w:p>
+    <w:p>
+      <w:pPr>
+        <w:ind w:left="720"/>
+        <w:rPr>
+          <w:b/>
+          <w:bCs/>
+        </w:rPr>
+      </w:pPr>
+      <w:r>
+        <w:rPr>
+          <w:b/>
+          <w:bCs/>
+        </w:rPr>
+        <w:t>Login</w:t>
+      </w:r>
+    </w:p>
+    <w:p>
+      <w:pPr>
+        <w:pStyle w:val="Prrafodelista"/>
+        <w:numPr>
+          <w:ilvl w:val="0"/>
+          <w:numId w:val="26"/>
+        </w:numPr>
+      </w:pPr>
+      <w:r>
+        <w:t xml:space="preserve">El formulario </w:t>
+      </w:r>
+      <w:proofErr w:type="spellStart"/>
+      <w:r>
+        <w:t>login</w:t>
+      </w:r>
+      <w:proofErr w:type="spellEnd"/>
+      <w:r>
+        <w:t xml:space="preserve"> será en una sola página con botón volver atrás que lleva al </w:t>
+      </w:r>
+      <w:proofErr w:type="spellStart"/>
+      <w:r>
+        <w:t>landin</w:t>
+      </w:r>
+      <w:proofErr w:type="spellEnd"/>
+      <w:r>
+        <w:t xml:space="preserve"> page</w:t>
+      </w:r>
+    </w:p>
+    <w:p>
+      <w:pPr>
+        <w:pStyle w:val="Prrafodelista"/>
+        <w:numPr>
+          <w:ilvl w:val="0"/>
+          <w:numId w:val="26"/>
+        </w:numPr>
+      </w:pPr>
+      <w:r>
+        <w:t>Contará con botón restablecer contraseña</w:t>
+      </w:r>
+    </w:p>
+    <w:p>
+      <w:pPr>
+        <w:pStyle w:val="Prrafodelista"/>
+        <w:numPr>
+          <w:ilvl w:val="0"/>
+          <w:numId w:val="26"/>
+        </w:numPr>
+      </w:pPr>
+      <w:r>
+        <w:t>Contará con botón crear cuenta</w:t>
+      </w:r>
+    </w:p>
+    <w:p>
+      <w:pPr>
+        <w:pStyle w:val="Prrafodelista"/>
+        <w:numPr>
+          <w:ilvl w:val="0"/>
+          <w:numId w:val="26"/>
+        </w:numPr>
+      </w:pPr>
+      <w:r>
+        <w:t>Solicitará al usuario correo para inicio de sesión y contraseña</w:t>
+      </w:r>
+    </w:p>
+    <w:p>
+      <w:pPr>
+        <w:pStyle w:val="Prrafodelista"/>
+        <w:numPr>
+          <w:ilvl w:val="0"/>
+          <w:numId w:val="26"/>
+        </w:numPr>
+      </w:pPr>
+      <w:r>
+        <w:t>El sistema validará datos correctos e ingreso al sistema</w:t>
+      </w:r>
+    </w:p>
+    <w:p>
+      <w:pPr>
+        <w:pStyle w:val="Prrafodelista"/>
+        <w:numPr>
+          <w:ilvl w:val="0"/>
+          <w:numId w:val="26"/>
+        </w:numPr>
+      </w:pPr>
+      <w:r>
+        <w:t>El sistema solicitará los datos de forma obligatoria.</w:t>
+      </w:r>
+    </w:p>
+    <w:p>
+      <w:pPr>
+        <w:pStyle w:val="Prrafodelista"/>
+        <w:numPr>
+          <w:ilvl w:val="0"/>
+          <w:numId w:val="26"/>
+        </w:numPr>
+      </w:pPr>
+      <w:r>
+        <w:t xml:space="preserve">El sistema validará si la persona es usuario o profesional </w:t>
+      </w:r>
+    </w:p>
+    <w:p>
+      <w:pPr>
+        <w:pStyle w:val="Prrafodelista"/>
+        <w:numPr>
+          <w:ilvl w:val="0"/>
+          <w:numId w:val="26"/>
+        </w:numPr>
+      </w:pPr>
+      <w:r>
+        <w:t>El sistema generará las cookies de inicio de sesión según sea el perfil</w:t>
+      </w:r>
+    </w:p>
+    <w:p>
+      <w:pPr>
+        <w:pStyle w:val="Prrafodelista"/>
+        <w:numPr>
+          <w:ilvl w:val="0"/>
+          <w:numId w:val="26"/>
+        </w:numPr>
+      </w:pPr>
+      <w:r>
+        <w:t xml:space="preserve">Contará con botón </w:t>
+      </w:r>
+      <w:proofErr w:type="spellStart"/>
+      <w:r>
+        <w:t>login</w:t>
+      </w:r>
+      <w:proofErr w:type="spellEnd"/>
+      <w:r>
+        <w:t xml:space="preserve"> </w:t>
+      </w:r>
+    </w:p>
+    <w:p>
+      <w:pPr>
+        <w:pStyle w:val="Prrafodelista"/>
+        <w:numPr>
+          <w:ilvl w:val="0"/>
+          <w:numId w:val="26"/>
+        </w:numPr>
+      </w:pPr>
+    </w:p>
+    <w:p>
+      <w:pPr>
+        <w:pStyle w:val="Prrafodelista"/>
+        <w:ind w:left="1080"/>
+      </w:pPr>
+    </w:p>
+    <w:p>
+      <w:pPr>
+        <w:ind w:left="360"/>
+        <w:rPr>
+          <w:b/>
+          <w:bCs/>
+        </w:rPr>
+      </w:pPr>
+      <w:r>
+        <w:rPr>
+          <w:noProof/>
+        </w:rPr>
+        <w:drawing>
+          <wp:inline distT="0" distB="0" distL="0" distR="0" wp14:anchorId="1E6CD95A" wp14:editId="0463F704">
+            <wp:extent cx="5612130" cy="85618"/>
+            <wp:effectExtent l="0" t="0" r="0" b="0"/>
+            <wp:docPr id="1817511904" name="Imagen 1"/>
+            <wp:cNvGraphicFramePr>
+              <a:graphicFrameLocks xmlns:a="http://schemas.openxmlformats.org/drawingml/2006/main" noChangeAspect="1"/>
+            </wp:cNvGraphicFramePr>
+            <a:graphic xmlns:a="http://schemas.openxmlformats.org/drawingml/2006/main">
+              <a:graphicData uri="http://schemas.openxmlformats.org/drawingml/2006/picture">
+                <pic:pic xmlns:pic="http://schemas.openxmlformats.org/drawingml/2006/picture">
+                  <pic:nvPicPr>
+                    <pic:cNvPr id="0" name="Picture 21"/>
+                    <pic:cNvPicPr>
+                      <a:picLocks noChangeAspect="1" noChangeArrowheads="1"/>
+                    </pic:cNvPicPr>
+                  </pic:nvPicPr>
+                  <pic:blipFill>
+                    <a:blip r:embed="rId5">
+                      <a:extLst>
+                        <a:ext uri="{28A0092B-C50C-407E-A947-70E740481C1C}">
+                          <a14:useLocalDpi xmlns:a14="http://schemas.microsoft.com/office/drawing/2010/main" val="0"/>
+                        </a:ext>
+                      </a:extLst>
+                    </a:blip>
+                    <a:srcRect/>
+                    <a:stretch>
+                      <a:fillRect/>
+                    </a:stretch>
+                  </pic:blipFill>
+                  <pic:spPr bwMode="auto">
+                    <a:xfrm>
+                      <a:off x="0" y="0"/>
+                      <a:ext cx="5612130" cy="85618"/>
+                    </a:xfrm>
+                    <a:prstGeom prst="rect">
+                      <a:avLst/>
+                    </a:prstGeom>
+                    <a:noFill/>
+                  </pic:spPr>
+                </pic:pic>
+              </a:graphicData>
+            </a:graphic>
+          </wp:inline>
+        </w:drawing>
+      </w:r>
+    </w:p>
+    <w:p>
+      <w:pPr>
+        <w:ind w:left="360"/>
+        <w:rPr>
+          <w:b/>
+          <w:bCs/>
+        </w:rPr>
+      </w:pPr>
+      <w:r>
+        <w:rPr>
+          <w:b/>
+          <w:bCs/>
+        </w:rPr>
+        <w:t>. Arquitectura Técnica</w:t>
       </w:r>
     </w:p>
     <w:p>
@@ -891,7 +1928,6 @@
           <w:b/>
           <w:bCs/>
         </w:rPr>
-        <w:lastRenderedPageBreak/>
         <w:t xml:space="preserve">Capa </w:t>
       </w:r>
       <w:proofErr w:type="spellStart"/>
@@ -1006,6 +2042,7 @@
           <w:b/>
           <w:bCs/>
         </w:rPr>
+        <w:lastRenderedPageBreak/>
         <w:t>Capa Data:</w:t>
       </w:r>
       <w:r>
@@ -1268,7 +2305,6 @@
         </w:numPr>
       </w:pPr>
       <w:r>
-        <w:lastRenderedPageBreak/>
         <w:t>Visualización de usuarios inscritos en sus salas.</w:t>
       </w:r>
     </w:p>
@@ -1357,6 +2393,7 @@
           <w:b/>
           <w:bCs/>
         </w:rPr>
+        <w:lastRenderedPageBreak/>
         <w:t>Integridad:</w:t>
       </w:r>
       <w:r>
@@ -1490,13 +2527,8 @@
           <w:numId w:val="5"/>
         </w:numPr>
       </w:pPr>
-      <w:proofErr w:type="gramStart"/>
-      <w:r>
-        <w:t>Completa formulario</w:t>
-      </w:r>
-      <w:proofErr w:type="gramEnd"/>
-      <w:r>
-        <w:t xml:space="preserve"> de datos básicos.</w:t>
+      <w:r>
+        <w:t>Completa formulario de datos básicos.</w:t>
       </w:r>
     </w:p>
     <w:p>
@@ -1588,7 +2620,6 @@
         </w:numPr>
       </w:pPr>
       <w:r>
-        <w:lastRenderedPageBreak/>
         <w:t>Configura:</w:t>
       </w:r>
     </w:p>
@@ -1681,6 +2712,7 @@
           <w:b/>
           <w:bCs/>
         </w:rPr>
+        <w:lastRenderedPageBreak/>
         <w:t>6.3 Gestión de Usuarios en Sala</w:t>
       </w:r>
     </w:p>
@@ -1899,16 +2931,13 @@
         </w:numPr>
       </w:pPr>
       <w:r>
-        <w:lastRenderedPageBreak/>
         <w:t xml:space="preserve">Control configurable desde </w:t>
       </w:r>
       <w:proofErr w:type="spellStart"/>
-      <w:proofErr w:type="gramStart"/>
       <w:r>
         <w:t>appsettings.json</w:t>
       </w:r>
       <w:proofErr w:type="spellEnd"/>
-      <w:proofErr w:type="gramEnd"/>
       <w:r>
         <w:t>.</w:t>
       </w:r>
@@ -1981,6 +3010,7 @@
     </w:p>
     <w:p>
       <w:r>
+        <w:lastRenderedPageBreak/>
         <w:t xml:space="preserve">        </w:t>
       </w:r>
       <w:proofErr w:type="spellStart"/>
@@ -2696,7 +3726,6 @@
           </w:tcPr>
           <w:p>
             <w:r>
-              <w:lastRenderedPageBreak/>
               <w:t>PF-10</w:t>
             </w:r>
           </w:p>
@@ -2868,6 +3897,7 @@
         </w:numPr>
       </w:pPr>
       <w:r>
+        <w:lastRenderedPageBreak/>
         <w:t>Criterio: conexión establecida y tablas creadas.</w:t>
       </w:r>
     </w:p>
@@ -3087,7 +4117,6 @@
         </w:numPr>
       </w:pPr>
       <w:r>
-        <w:lastRenderedPageBreak/>
         <w:t>Estado de cuenta: Pendiente / Aprobado / Rechazado.</w:t>
       </w:r>
     </w:p>
@@ -3151,7 +4180,15 @@
       </w:r>
       <w:proofErr w:type="spellEnd"/>
       <w:r>
-        <w:t xml:space="preserve"> y Dashboard.</w:t>
+        <w:t xml:space="preserve"> y </w:t>
+      </w:r>
+      <w:proofErr w:type="spellStart"/>
+      <w:r>
+        <w:t>Dashboard</w:t>
+      </w:r>
+      <w:proofErr w:type="spellEnd"/>
+      <w:r>
+        <w:t>.</w:t>
       </w:r>
     </w:p>
     <w:p>
@@ -3189,6 +4226,7 @@
     </w:p>
     <w:p>
       <w:r>
+        <w:lastRenderedPageBreak/>
         <w:pict w14:anchorId="2C0B73D2">
           <v:rect id="_x0000_i1038" style="width:0;height:1.5pt" o:hralign="center" o:hrstd="t" o:hr="t" fillcolor="#a0a0a0" stroked="f"/>
         </w:pict>
@@ -3390,7 +4428,6 @@
         </w:numPr>
       </w:pPr>
       <w:r>
-        <w:lastRenderedPageBreak/>
         <w:t>Criterio: pagos visibles y correctos en panel profesional.</w:t>
       </w:r>
     </w:p>
@@ -3490,6 +4527,7 @@
         </w:numPr>
       </w:pPr>
       <w:r>
+        <w:lastRenderedPageBreak/>
         <w:t>Middleware de expiración automática.</w:t>
       </w:r>
     </w:p>
@@ -3633,17 +4671,12 @@
         <w:t xml:space="preserve">Se usará </w:t>
       </w:r>
       <w:proofErr w:type="spellStart"/>
-      <w:proofErr w:type="gramStart"/>
       <w:r>
         <w:t>Authorize</w:t>
       </w:r>
       <w:proofErr w:type="spellEnd"/>
       <w:r>
-        <w:t>(</w:t>
-      </w:r>
-      <w:proofErr w:type="gramEnd"/>
-      <w:r>
-        <w:t>Roles = "Profesional") para controlar accesos.</w:t>
+        <w:t>(Roles = "Profesional") para controlar accesos.</w:t>
       </w:r>
     </w:p>
     <w:p>
@@ -3671,6 +4704,26 @@
 
 <file path=word/numbering.xml><?xml version="1.0" encoding="utf-8"?>
 <w:numbering xmlns:wpc="http://schemas.microsoft.com/office/word/2010/wordprocessingCanvas" xmlns:cx="http://schemas.microsoft.com/office/drawing/2014/chartex" xmlns:cx1="http://schemas.microsoft.com/office/drawing/2015/9/8/chartex" xmlns:cx2="http://schemas.microsoft.com/office/drawing/2015/10/21/chartex" xmlns:cx3="http://schemas.microsoft.com/office/drawing/2016/5/9/chartex" xmlns:cx4="http://schemas.microsoft.com/office/drawing/2016/5/10/chartex" xmlns:cx5="http://schemas.microsoft.com/office/drawing/2016/5/11/chartex" xmlns:cx6="http://schemas.microsoft.com/office/drawing/2016/5/12/chartex" xmlns:cx7="http://schemas.microsoft.com/office/drawing/2016/5/13/chartex" xmlns:cx8="http://schemas.microsoft.com/office/drawing/2016/5/14/chartex" xmlns:mc="http://schemas.openxmlformats.org/markup-compatibility/2006" xmlns:aink="http://schemas.microsoft.com/office/drawing/2016/ink" xmlns:am3d="http://schemas.microsoft.com/office/drawing/2017/model3d" xmlns:o="urn:schemas-microsoft-com:office:office" xmlns:oel="http://schemas.microsoft.com/office/2019/extlst" xmlns:r="http://schemas.openxmlformats.org/officeDocument/2006/relationships" xmlns:m="http://schemas.openxmlformats.org/officeDocument/2006/math" xmlns:v="urn:schemas-microsoft-com:vml" xmlns:wp14="http://schemas.microsoft.com/office/word/2010/wordprocessingDrawing" xmlns:wp="http://schemas.openxmlformats.org/drawingml/2006/wordprocessingDrawing" xmlns:w10="urn:schemas-microsoft-com:office:word" xmlns:w="http://schemas.openxmlformats.org/wordprocessingml/2006/main" xmlns:w14="http://schemas.microsoft.com/office/word/2010/wordml" xmlns:w15="http://schemas.microsoft.com/office/word/2012/wordml" xmlns:w16cex="http://schemas.microsoft.com/office/word/2018/wordml/cex" xmlns:w16cid="http://schemas.microsoft.com/office/word/2016/wordml/cid" xmlns:w16="http://schemas.microsoft.com/office/word/2018/wordml" xmlns:w16du="http://schemas.microsoft.com/office/word/2023/wordml/word16du" xmlns:w16sdtdh="http://schemas.microsoft.com/office/word/2020/wordml/sdtdatahash" xmlns:w16sdtfl="http://schemas.microsoft.com/office/word/2024/wordml/sdtformatlock" xmlns:w16se="http://schemas.microsoft.com/office/word/2015/wordml/symex" xmlns:wpg="http://schemas.microsoft.com/office/word/2010/wordprocessingGroup" xmlns:wpi="http://schemas.microsoft.com/office/word/2010/wordprocessingInk" xmlns:wne="http://schemas.microsoft.com/office/word/2006/wordml" xmlns:wps="http://schemas.microsoft.com/office/word/2010/wordprocessingShape" mc:Ignorable="w14 w15 w16se w16cid w16 w16cex w16sdtdh w16sdtfl w16du wp14">
+  <w:numPicBullet w:numPicBulletId="0">
+    <w:pict>
+      <v:rect id="_x0000_i1025" style="width:0;height:1.5pt" o:hralign="center" o:bullet="t" o:hrstd="t" o:hr="t" fillcolor="#a0a0a0" stroked="f"/>
+    </w:pict>
+  </w:numPicBullet>
+  <w:numPicBullet w:numPicBulletId="1">
+    <w:pict>
+      <v:rect id="_x0000_i1026" style="width:0;height:1.5pt" o:hralign="center" o:bullet="t" o:hrstd="t" o:hr="t" fillcolor="#a0a0a0" stroked="f"/>
+    </w:pict>
+  </w:numPicBullet>
+  <w:numPicBullet w:numPicBulletId="2">
+    <w:pict>
+      <v:rect id="_x0000_i1027" style="width:0;height:1.5pt" o:hralign="center" o:bullet="t" o:hrstd="t" o:hr="t" fillcolor="#a0a0a0" stroked="f"/>
+    </w:pict>
+  </w:numPicBullet>
+  <w:numPicBullet w:numPicBulletId="3">
+    <w:pict>
+      <v:rect id="_x0000_i1028" style="width:0;height:1.5pt" o:hralign="center" o:bullet="t" o:hrstd="t" o:hr="t" fillcolor="#a0a0a0" stroked="f"/>
+    </w:pict>
+  </w:numPicBullet>
   <w:abstractNum w:abstractNumId="0" w15:restartNumberingAfterBreak="0">
     <w:nsid w:val="027E5DD5"/>
     <w:multiLevelType w:val="multilevel"/>
@@ -4679,6 +5732,147 @@
     </w:lvl>
   </w:abstractNum>
   <w:abstractNum w:abstractNumId="7" w15:restartNumberingAfterBreak="0">
+    <w:nsid w:val="206202CF"/>
+    <w:multiLevelType w:val="hybridMultilevel"/>
+    <w:tmpl w:val="57A60730"/>
+    <w:lvl w:ilvl="0" w:tplc="AEEE6A22">
+      <w:start w:val="1"/>
+      <w:numFmt w:val="bullet"/>
+      <w:lvlText w:val=""/>
+      <w:lvlPicBulletId w:val="2"/>
+      <w:lvlJc w:val="left"/>
+      <w:pPr>
+        <w:tabs>
+          <w:tab w:val="num" w:pos="720"/>
+        </w:tabs>
+        <w:ind w:left="720" w:hanging="360"/>
+      </w:pPr>
+      <w:rPr>
+        <w:rFonts w:ascii="Symbol" w:hAnsi="Symbol" w:hint="default"/>
+      </w:rPr>
+    </w:lvl>
+    <w:lvl w:ilvl="1" w:tplc="2FEE22FC" w:tentative="1">
+      <w:start w:val="1"/>
+      <w:numFmt w:val="bullet"/>
+      <w:lvlText w:val=""/>
+      <w:lvlJc w:val="left"/>
+      <w:pPr>
+        <w:tabs>
+          <w:tab w:val="num" w:pos="1440"/>
+        </w:tabs>
+        <w:ind w:left="1440" w:hanging="360"/>
+      </w:pPr>
+      <w:rPr>
+        <w:rFonts w:ascii="Symbol" w:hAnsi="Symbol" w:hint="default"/>
+      </w:rPr>
+    </w:lvl>
+    <w:lvl w:ilvl="2" w:tplc="72E41724" w:tentative="1">
+      <w:start w:val="1"/>
+      <w:numFmt w:val="bullet"/>
+      <w:lvlText w:val=""/>
+      <w:lvlJc w:val="left"/>
+      <w:pPr>
+        <w:tabs>
+          <w:tab w:val="num" w:pos="2160"/>
+        </w:tabs>
+        <w:ind w:left="2160" w:hanging="360"/>
+      </w:pPr>
+      <w:rPr>
+        <w:rFonts w:ascii="Symbol" w:hAnsi="Symbol" w:hint="default"/>
+      </w:rPr>
+    </w:lvl>
+    <w:lvl w:ilvl="3" w:tplc="2784791E" w:tentative="1">
+      <w:start w:val="1"/>
+      <w:numFmt w:val="bullet"/>
+      <w:lvlText w:val=""/>
+      <w:lvlJc w:val="left"/>
+      <w:pPr>
+        <w:tabs>
+          <w:tab w:val="num" w:pos="2880"/>
+        </w:tabs>
+        <w:ind w:left="2880" w:hanging="360"/>
+      </w:pPr>
+      <w:rPr>
+        <w:rFonts w:ascii="Symbol" w:hAnsi="Symbol" w:hint="default"/>
+      </w:rPr>
+    </w:lvl>
+    <w:lvl w:ilvl="4" w:tplc="EF24DC10" w:tentative="1">
+      <w:start w:val="1"/>
+      <w:numFmt w:val="bullet"/>
+      <w:lvlText w:val=""/>
+      <w:lvlJc w:val="left"/>
+      <w:pPr>
+        <w:tabs>
+          <w:tab w:val="num" w:pos="3600"/>
+        </w:tabs>
+        <w:ind w:left="3600" w:hanging="360"/>
+      </w:pPr>
+      <w:rPr>
+        <w:rFonts w:ascii="Symbol" w:hAnsi="Symbol" w:hint="default"/>
+      </w:rPr>
+    </w:lvl>
+    <w:lvl w:ilvl="5" w:tplc="014E8738" w:tentative="1">
+      <w:start w:val="1"/>
+      <w:numFmt w:val="bullet"/>
+      <w:lvlText w:val=""/>
+      <w:lvlJc w:val="left"/>
+      <w:pPr>
+        <w:tabs>
+          <w:tab w:val="num" w:pos="4320"/>
+        </w:tabs>
+        <w:ind w:left="4320" w:hanging="360"/>
+      </w:pPr>
+      <w:rPr>
+        <w:rFonts w:ascii="Symbol" w:hAnsi="Symbol" w:hint="default"/>
+      </w:rPr>
+    </w:lvl>
+    <w:lvl w:ilvl="6" w:tplc="D1682368" w:tentative="1">
+      <w:start w:val="1"/>
+      <w:numFmt w:val="bullet"/>
+      <w:lvlText w:val=""/>
+      <w:lvlJc w:val="left"/>
+      <w:pPr>
+        <w:tabs>
+          <w:tab w:val="num" w:pos="5040"/>
+        </w:tabs>
+        <w:ind w:left="5040" w:hanging="360"/>
+      </w:pPr>
+      <w:rPr>
+        <w:rFonts w:ascii="Symbol" w:hAnsi="Symbol" w:hint="default"/>
+      </w:rPr>
+    </w:lvl>
+    <w:lvl w:ilvl="7" w:tplc="930A8A4C" w:tentative="1">
+      <w:start w:val="1"/>
+      <w:numFmt w:val="bullet"/>
+      <w:lvlText w:val=""/>
+      <w:lvlJc w:val="left"/>
+      <w:pPr>
+        <w:tabs>
+          <w:tab w:val="num" w:pos="5760"/>
+        </w:tabs>
+        <w:ind w:left="5760" w:hanging="360"/>
+      </w:pPr>
+      <w:rPr>
+        <w:rFonts w:ascii="Symbol" w:hAnsi="Symbol" w:hint="default"/>
+      </w:rPr>
+    </w:lvl>
+    <w:lvl w:ilvl="8" w:tplc="0B7CE3D8" w:tentative="1">
+      <w:start w:val="1"/>
+      <w:numFmt w:val="bullet"/>
+      <w:lvlText w:val=""/>
+      <w:lvlJc w:val="left"/>
+      <w:pPr>
+        <w:tabs>
+          <w:tab w:val="num" w:pos="6480"/>
+        </w:tabs>
+        <w:ind w:left="6480" w:hanging="360"/>
+      </w:pPr>
+      <w:rPr>
+        <w:rFonts w:ascii="Symbol" w:hAnsi="Symbol" w:hint="default"/>
+      </w:rPr>
+    </w:lvl>
+  </w:abstractNum>
+  <w:abstractNum w:abstractNumId="8" w15:restartNumberingAfterBreak="0">
     <w:nsid w:val="22F3056A"/>
     <w:multiLevelType w:val="multilevel"/>
     <w:tmpl w:val="D2CA04DC"/>
@@ -4795,7 +5989,120 @@
       </w:pPr>
     </w:lvl>
   </w:abstractNum>
-  <w:abstractNum w:abstractNumId="8" w15:restartNumberingAfterBreak="0">
+  <w:abstractNum w:abstractNumId="9" w15:restartNumberingAfterBreak="0">
+    <w:nsid w:val="252F458E"/>
+    <w:multiLevelType w:val="hybridMultilevel"/>
+    <w:tmpl w:val="C9E63954"/>
+    <w:lvl w:ilvl="0" w:tplc="6A98B588">
+      <w:start w:val="4"/>
+      <w:numFmt w:val="bullet"/>
+      <w:lvlText w:val="-"/>
+      <w:lvlJc w:val="left"/>
+      <w:pPr>
+        <w:ind w:left="1080" w:hanging="360"/>
+      </w:pPr>
+      <w:rPr>
+        <w:rFonts w:ascii="Aptos" w:eastAsiaTheme="minorHAnsi" w:hAnsi="Aptos" w:cstheme="minorBidi" w:hint="default"/>
+      </w:rPr>
+    </w:lvl>
+    <w:lvl w:ilvl="1" w:tplc="240A0003" w:tentative="1">
+      <w:start w:val="1"/>
+      <w:numFmt w:val="bullet"/>
+      <w:lvlText w:val="o"/>
+      <w:lvlJc w:val="left"/>
+      <w:pPr>
+        <w:ind w:left="1800" w:hanging="360"/>
+      </w:pPr>
+      <w:rPr>
+        <w:rFonts w:ascii="Courier New" w:hAnsi="Courier New" w:cs="Courier New" w:hint="default"/>
+      </w:rPr>
+    </w:lvl>
+    <w:lvl w:ilvl="2" w:tplc="240A0005" w:tentative="1">
+      <w:start w:val="1"/>
+      <w:numFmt w:val="bullet"/>
+      <w:lvlText w:val=""/>
+      <w:lvlJc w:val="left"/>
+      <w:pPr>
+        <w:ind w:left="2520" w:hanging="360"/>
+      </w:pPr>
+      <w:rPr>
+        <w:rFonts w:ascii="Wingdings" w:hAnsi="Wingdings" w:hint="default"/>
+      </w:rPr>
+    </w:lvl>
+    <w:lvl w:ilvl="3" w:tplc="240A0001" w:tentative="1">
+      <w:start w:val="1"/>
+      <w:numFmt w:val="bullet"/>
+      <w:lvlText w:val=""/>
+      <w:lvlJc w:val="left"/>
+      <w:pPr>
+        <w:ind w:left="3240" w:hanging="360"/>
+      </w:pPr>
+      <w:rPr>
+        <w:rFonts w:ascii="Symbol" w:hAnsi="Symbol" w:hint="default"/>
+      </w:rPr>
+    </w:lvl>
+    <w:lvl w:ilvl="4" w:tplc="240A0003" w:tentative="1">
+      <w:start w:val="1"/>
+      <w:numFmt w:val="bullet"/>
+      <w:lvlText w:val="o"/>
+      <w:lvlJc w:val="left"/>
+      <w:pPr>
+        <w:ind w:left="3960" w:hanging="360"/>
+      </w:pPr>
+      <w:rPr>
+        <w:rFonts w:ascii="Courier New" w:hAnsi="Courier New" w:cs="Courier New" w:hint="default"/>
+      </w:rPr>
+    </w:lvl>
+    <w:lvl w:ilvl="5" w:tplc="240A0005" w:tentative="1">
+      <w:start w:val="1"/>
+      <w:numFmt w:val="bullet"/>
+      <w:lvlText w:val=""/>
+      <w:lvlJc w:val="left"/>
+      <w:pPr>
+        <w:ind w:left="4680" w:hanging="360"/>
+      </w:pPr>
+      <w:rPr>
+        <w:rFonts w:ascii="Wingdings" w:hAnsi="Wingdings" w:hint="default"/>
+      </w:rPr>
+    </w:lvl>
+    <w:lvl w:ilvl="6" w:tplc="240A0001" w:tentative="1">
+      <w:start w:val="1"/>
+      <w:numFmt w:val="bullet"/>
+      <w:lvlText w:val=""/>
+      <w:lvlJc w:val="left"/>
+      <w:pPr>
+        <w:ind w:left="5400" w:hanging="360"/>
+      </w:pPr>
+      <w:rPr>
+        <w:rFonts w:ascii="Symbol" w:hAnsi="Symbol" w:hint="default"/>
+      </w:rPr>
+    </w:lvl>
+    <w:lvl w:ilvl="7" w:tplc="240A0003" w:tentative="1">
+      <w:start w:val="1"/>
+      <w:numFmt w:val="bullet"/>
+      <w:lvlText w:val="o"/>
+      <w:lvlJc w:val="left"/>
+      <w:pPr>
+        <w:ind w:left="6120" w:hanging="360"/>
+      </w:pPr>
+      <w:rPr>
+        <w:rFonts w:ascii="Courier New" w:hAnsi="Courier New" w:cs="Courier New" w:hint="default"/>
+      </w:rPr>
+    </w:lvl>
+    <w:lvl w:ilvl="8" w:tplc="240A0005" w:tentative="1">
+      <w:start w:val="1"/>
+      <w:numFmt w:val="bullet"/>
+      <w:lvlText w:val=""/>
+      <w:lvlJc w:val="left"/>
+      <w:pPr>
+        <w:ind w:left="6840" w:hanging="360"/>
+      </w:pPr>
+      <w:rPr>
+        <w:rFonts w:ascii="Wingdings" w:hAnsi="Wingdings" w:hint="default"/>
+      </w:rPr>
+    </w:lvl>
+  </w:abstractNum>
+  <w:abstractNum w:abstractNumId="10" w15:restartNumberingAfterBreak="0">
     <w:nsid w:val="2DD61B8A"/>
     <w:multiLevelType w:val="multilevel"/>
     <w:tmpl w:val="877C08F2"/>
@@ -4944,7 +6251,7 @@
       </w:rPr>
     </w:lvl>
   </w:abstractNum>
-  <w:abstractNum w:abstractNumId="9" w15:restartNumberingAfterBreak="0">
+  <w:abstractNum w:abstractNumId="11" w15:restartNumberingAfterBreak="0">
     <w:nsid w:val="304F795C"/>
     <w:multiLevelType w:val="multilevel"/>
     <w:tmpl w:val="03681D5A"/>
@@ -5093,7 +6400,7 @@
       </w:rPr>
     </w:lvl>
   </w:abstractNum>
-  <w:abstractNum w:abstractNumId="10" w15:restartNumberingAfterBreak="0">
+  <w:abstractNum w:abstractNumId="12" w15:restartNumberingAfterBreak="0">
     <w:nsid w:val="30C105D1"/>
     <w:multiLevelType w:val="multilevel"/>
     <w:tmpl w:val="AC2212FE"/>
@@ -5206,7 +6513,7 @@
       </w:pPr>
     </w:lvl>
   </w:abstractNum>
-  <w:abstractNum w:abstractNumId="11" w15:restartNumberingAfterBreak="0">
+  <w:abstractNum w:abstractNumId="13" w15:restartNumberingAfterBreak="0">
     <w:nsid w:val="366869F1"/>
     <w:multiLevelType w:val="multilevel"/>
     <w:tmpl w:val="37868B7C"/>
@@ -5355,7 +6662,7 @@
       </w:rPr>
     </w:lvl>
   </w:abstractNum>
-  <w:abstractNum w:abstractNumId="12" w15:restartNumberingAfterBreak="0">
+  <w:abstractNum w:abstractNumId="14" w15:restartNumberingAfterBreak="0">
     <w:nsid w:val="38FB465A"/>
     <w:multiLevelType w:val="multilevel"/>
     <w:tmpl w:val="73F6499A"/>
@@ -5504,7 +6811,7 @@
       </w:rPr>
     </w:lvl>
   </w:abstractNum>
-  <w:abstractNum w:abstractNumId="13" w15:restartNumberingAfterBreak="0">
+  <w:abstractNum w:abstractNumId="15" w15:restartNumberingAfterBreak="0">
     <w:nsid w:val="461672F1"/>
     <w:multiLevelType w:val="multilevel"/>
     <w:tmpl w:val="A6904AA0"/>
@@ -5653,7 +6960,7 @@
       </w:rPr>
     </w:lvl>
   </w:abstractNum>
-  <w:abstractNum w:abstractNumId="14" w15:restartNumberingAfterBreak="0">
+  <w:abstractNum w:abstractNumId="16" w15:restartNumberingAfterBreak="0">
     <w:nsid w:val="47DC18F5"/>
     <w:multiLevelType w:val="multilevel"/>
     <w:tmpl w:val="68B088AE"/>
@@ -5802,7 +7109,7 @@
       </w:rPr>
     </w:lvl>
   </w:abstractNum>
-  <w:abstractNum w:abstractNumId="15" w15:restartNumberingAfterBreak="0">
+  <w:abstractNum w:abstractNumId="17" w15:restartNumberingAfterBreak="0">
     <w:nsid w:val="486F7C3B"/>
     <w:multiLevelType w:val="multilevel"/>
     <w:tmpl w:val="4FB2CBB6"/>
@@ -5915,7 +7222,7 @@
       </w:pPr>
     </w:lvl>
   </w:abstractNum>
-  <w:abstractNum w:abstractNumId="16" w15:restartNumberingAfterBreak="0">
+  <w:abstractNum w:abstractNumId="18" w15:restartNumberingAfterBreak="0">
     <w:nsid w:val="5D024F3C"/>
     <w:multiLevelType w:val="multilevel"/>
     <w:tmpl w:val="06D434CE"/>
@@ -6064,7 +7371,7 @@
       </w:rPr>
     </w:lvl>
   </w:abstractNum>
-  <w:abstractNum w:abstractNumId="17" w15:restartNumberingAfterBreak="0">
+  <w:abstractNum w:abstractNumId="19" w15:restartNumberingAfterBreak="0">
     <w:nsid w:val="622E40AE"/>
     <w:multiLevelType w:val="multilevel"/>
     <w:tmpl w:val="0680BEE0"/>
@@ -6213,7 +7520,93 @@
       </w:rPr>
     </w:lvl>
   </w:abstractNum>
-  <w:abstractNum w:abstractNumId="18" w15:restartNumberingAfterBreak="0">
+  <w:abstractNum w:abstractNumId="20" w15:restartNumberingAfterBreak="0">
+    <w:nsid w:val="664D65C1"/>
+    <w:multiLevelType w:val="hybridMultilevel"/>
+    <w:tmpl w:val="D69CAFBC"/>
+    <w:lvl w:ilvl="0" w:tplc="240A000F">
+      <w:start w:val="1"/>
+      <w:numFmt w:val="decimal"/>
+      <w:lvlText w:val="%1."/>
+      <w:lvlJc w:val="left"/>
+      <w:pPr>
+        <w:ind w:left="1080" w:hanging="360"/>
+      </w:pPr>
+    </w:lvl>
+    <w:lvl w:ilvl="1" w:tplc="240A0019" w:tentative="1">
+      <w:start w:val="1"/>
+      <w:numFmt w:val="lowerLetter"/>
+      <w:lvlText w:val="%2."/>
+      <w:lvlJc w:val="left"/>
+      <w:pPr>
+        <w:ind w:left="1800" w:hanging="360"/>
+      </w:pPr>
+    </w:lvl>
+    <w:lvl w:ilvl="2" w:tplc="240A001B" w:tentative="1">
+      <w:start w:val="1"/>
+      <w:numFmt w:val="lowerRoman"/>
+      <w:lvlText w:val="%3."/>
+      <w:lvlJc w:val="right"/>
+      <w:pPr>
+        <w:ind w:left="2520" w:hanging="180"/>
+      </w:pPr>
+    </w:lvl>
+    <w:lvl w:ilvl="3" w:tplc="240A000F" w:tentative="1">
+      <w:start w:val="1"/>
+      <w:numFmt w:val="decimal"/>
+      <w:lvlText w:val="%4."/>
+      <w:lvlJc w:val="left"/>
+      <w:pPr>
+        <w:ind w:left="3240" w:hanging="360"/>
+      </w:pPr>
+    </w:lvl>
+    <w:lvl w:ilvl="4" w:tplc="240A0019" w:tentative="1">
+      <w:start w:val="1"/>
+      <w:numFmt w:val="lowerLetter"/>
+      <w:lvlText w:val="%5."/>
+      <w:lvlJc w:val="left"/>
+      <w:pPr>
+        <w:ind w:left="3960" w:hanging="360"/>
+      </w:pPr>
+    </w:lvl>
+    <w:lvl w:ilvl="5" w:tplc="240A001B" w:tentative="1">
+      <w:start w:val="1"/>
+      <w:numFmt w:val="lowerRoman"/>
+      <w:lvlText w:val="%6."/>
+      <w:lvlJc w:val="right"/>
+      <w:pPr>
+        <w:ind w:left="4680" w:hanging="180"/>
+      </w:pPr>
+    </w:lvl>
+    <w:lvl w:ilvl="6" w:tplc="240A000F" w:tentative="1">
+      <w:start w:val="1"/>
+      <w:numFmt w:val="decimal"/>
+      <w:lvlText w:val="%7."/>
+      <w:lvlJc w:val="left"/>
+      <w:pPr>
+        <w:ind w:left="5400" w:hanging="360"/>
+      </w:pPr>
+    </w:lvl>
+    <w:lvl w:ilvl="7" w:tplc="240A0019" w:tentative="1">
+      <w:start w:val="1"/>
+      <w:numFmt w:val="lowerLetter"/>
+      <w:lvlText w:val="%8."/>
+      <w:lvlJc w:val="left"/>
+      <w:pPr>
+        <w:ind w:left="6120" w:hanging="360"/>
+      </w:pPr>
+    </w:lvl>
+    <w:lvl w:ilvl="8" w:tplc="240A001B" w:tentative="1">
+      <w:start w:val="1"/>
+      <w:numFmt w:val="lowerRoman"/>
+      <w:lvlText w:val="%9."/>
+      <w:lvlJc w:val="right"/>
+      <w:pPr>
+        <w:ind w:left="6840" w:hanging="180"/>
+      </w:pPr>
+    </w:lvl>
+  </w:abstractNum>
+  <w:abstractNum w:abstractNumId="21" w15:restartNumberingAfterBreak="0">
     <w:nsid w:val="6D261900"/>
     <w:multiLevelType w:val="multilevel"/>
     <w:tmpl w:val="A54A9BFA"/>
@@ -6330,7 +7723,7 @@
       </w:pPr>
     </w:lvl>
   </w:abstractNum>
-  <w:abstractNum w:abstractNumId="19" w15:restartNumberingAfterBreak="0">
+  <w:abstractNum w:abstractNumId="22" w15:restartNumberingAfterBreak="0">
     <w:nsid w:val="720166B7"/>
     <w:multiLevelType w:val="multilevel"/>
     <w:tmpl w:val="8F9617F6"/>
@@ -6479,7 +7872,7 @@
       </w:rPr>
     </w:lvl>
   </w:abstractNum>
-  <w:abstractNum w:abstractNumId="20" w15:restartNumberingAfterBreak="0">
+  <w:abstractNum w:abstractNumId="23" w15:restartNumberingAfterBreak="0">
     <w:nsid w:val="73654690"/>
     <w:multiLevelType w:val="multilevel"/>
     <w:tmpl w:val="6900988E"/>
@@ -6628,7 +8021,96 @@
       </w:rPr>
     </w:lvl>
   </w:abstractNum>
-  <w:abstractNum w:abstractNumId="21" w15:restartNumberingAfterBreak="0">
+  <w:abstractNum w:abstractNumId="24" w15:restartNumberingAfterBreak="0">
+    <w:nsid w:val="777339CB"/>
+    <w:multiLevelType w:val="hybridMultilevel"/>
+    <w:tmpl w:val="AAB42A3C"/>
+    <w:lvl w:ilvl="0" w:tplc="240A0001">
+      <w:start w:val="1"/>
+      <w:numFmt w:val="bullet"/>
+      <w:lvlText w:val=""/>
+      <w:lvlJc w:val="left"/>
+      <w:pPr>
+        <w:ind w:left="1080" w:hanging="360"/>
+      </w:pPr>
+      <w:rPr>
+        <w:rFonts w:ascii="Symbol" w:hAnsi="Symbol" w:hint="default"/>
+      </w:rPr>
+    </w:lvl>
+    <w:lvl w:ilvl="1" w:tplc="FFFFFFFF" w:tentative="1">
+      <w:start w:val="1"/>
+      <w:numFmt w:val="lowerLetter"/>
+      <w:lvlText w:val="%2."/>
+      <w:lvlJc w:val="left"/>
+      <w:pPr>
+        <w:ind w:left="1800" w:hanging="360"/>
+      </w:pPr>
+    </w:lvl>
+    <w:lvl w:ilvl="2" w:tplc="FFFFFFFF" w:tentative="1">
+      <w:start w:val="1"/>
+      <w:numFmt w:val="lowerRoman"/>
+      <w:lvlText w:val="%3."/>
+      <w:lvlJc w:val="right"/>
+      <w:pPr>
+        <w:ind w:left="2520" w:hanging="180"/>
+      </w:pPr>
+    </w:lvl>
+    <w:lvl w:ilvl="3" w:tplc="FFFFFFFF" w:tentative="1">
+      <w:start w:val="1"/>
+      <w:numFmt w:val="decimal"/>
+      <w:lvlText w:val="%4."/>
+      <w:lvlJc w:val="left"/>
+      <w:pPr>
+        <w:ind w:left="3240" w:hanging="360"/>
+      </w:pPr>
+    </w:lvl>
+    <w:lvl w:ilvl="4" w:tplc="FFFFFFFF" w:tentative="1">
+      <w:start w:val="1"/>
+      <w:numFmt w:val="lowerLetter"/>
+      <w:lvlText w:val="%5."/>
+      <w:lvlJc w:val="left"/>
+      <w:pPr>
+        <w:ind w:left="3960" w:hanging="360"/>
+      </w:pPr>
+    </w:lvl>
+    <w:lvl w:ilvl="5" w:tplc="FFFFFFFF" w:tentative="1">
+      <w:start w:val="1"/>
+      <w:numFmt w:val="lowerRoman"/>
+      <w:lvlText w:val="%6."/>
+      <w:lvlJc w:val="right"/>
+      <w:pPr>
+        <w:ind w:left="4680" w:hanging="180"/>
+      </w:pPr>
+    </w:lvl>
+    <w:lvl w:ilvl="6" w:tplc="FFFFFFFF" w:tentative="1">
+      <w:start w:val="1"/>
+      <w:numFmt w:val="decimal"/>
+      <w:lvlText w:val="%7."/>
+      <w:lvlJc w:val="left"/>
+      <w:pPr>
+        <w:ind w:left="5400" w:hanging="360"/>
+      </w:pPr>
+    </w:lvl>
+    <w:lvl w:ilvl="7" w:tplc="FFFFFFFF" w:tentative="1">
+      <w:start w:val="1"/>
+      <w:numFmt w:val="lowerLetter"/>
+      <w:lvlText w:val="%8."/>
+      <w:lvlJc w:val="left"/>
+      <w:pPr>
+        <w:ind w:left="6120" w:hanging="360"/>
+      </w:pPr>
+    </w:lvl>
+    <w:lvl w:ilvl="8" w:tplc="FFFFFFFF" w:tentative="1">
+      <w:start w:val="1"/>
+      <w:numFmt w:val="lowerRoman"/>
+      <w:lvlText w:val="%9."/>
+      <w:lvlJc w:val="right"/>
+      <w:pPr>
+        <w:ind w:left="6840" w:hanging="180"/>
+      </w:pPr>
+    </w:lvl>
+  </w:abstractNum>
+  <w:abstractNum w:abstractNumId="25" w15:restartNumberingAfterBreak="0">
     <w:nsid w:val="7DB13CF4"/>
     <w:multiLevelType w:val="hybridMultilevel"/>
     <w:tmpl w:val="1FD6AFA6"/>
@@ -6742,34 +8224,34 @@
     </w:lvl>
   </w:abstractNum>
   <w:num w:numId="1" w16cid:durableId="676663701">
-    <w:abstractNumId w:val="9"/>
+    <w:abstractNumId w:val="11"/>
   </w:num>
   <w:num w:numId="2" w16cid:durableId="1238133200">
+    <w:abstractNumId w:val="10"/>
+  </w:num>
+  <w:num w:numId="3" w16cid:durableId="1744832181">
     <w:abstractNumId w:val="8"/>
   </w:num>
-  <w:num w:numId="3" w16cid:durableId="1744832181">
-    <w:abstractNumId w:val="7"/>
-  </w:num>
   <w:num w:numId="4" w16cid:durableId="2109738105">
-    <w:abstractNumId w:val="20"/>
+    <w:abstractNumId w:val="23"/>
   </w:num>
   <w:num w:numId="5" w16cid:durableId="2081245404">
-    <w:abstractNumId w:val="10"/>
+    <w:abstractNumId w:val="12"/>
   </w:num>
   <w:num w:numId="6" w16cid:durableId="985083600">
-    <w:abstractNumId w:val="18"/>
+    <w:abstractNumId w:val="21"/>
   </w:num>
   <w:num w:numId="7" w16cid:durableId="400910624">
     <w:abstractNumId w:val="4"/>
   </w:num>
   <w:num w:numId="8" w16cid:durableId="1275361256">
+    <w:abstractNumId w:val="17"/>
+  </w:num>
+  <w:num w:numId="9" w16cid:durableId="638922446">
     <w:abstractNumId w:val="15"/>
   </w:num>
-  <w:num w:numId="9" w16cid:durableId="638922446">
-    <w:abstractNumId w:val="13"/>
-  </w:num>
   <w:num w:numId="10" w16cid:durableId="521552263">
-    <w:abstractNumId w:val="17"/>
+    <w:abstractNumId w:val="19"/>
   </w:num>
   <w:num w:numId="11" w16cid:durableId="2141876168">
     <w:abstractNumId w:val="1"/>
@@ -6781,19 +8263,19 @@
     <w:abstractNumId w:val="6"/>
   </w:num>
   <w:num w:numId="14" w16cid:durableId="1321352260">
-    <w:abstractNumId w:val="19"/>
+    <w:abstractNumId w:val="22"/>
   </w:num>
   <w:num w:numId="15" w16cid:durableId="1964267642">
-    <w:abstractNumId w:val="12"/>
+    <w:abstractNumId w:val="14"/>
   </w:num>
   <w:num w:numId="16" w16cid:durableId="903225497">
     <w:abstractNumId w:val="5"/>
   </w:num>
   <w:num w:numId="17" w16cid:durableId="323435916">
-    <w:abstractNumId w:val="14"/>
+    <w:abstractNumId w:val="16"/>
   </w:num>
   <w:num w:numId="18" w16cid:durableId="466240055">
-    <w:abstractNumId w:val="16"/>
+    <w:abstractNumId w:val="18"/>
   </w:num>
   <w:num w:numId="19" w16cid:durableId="716128246">
     <w:abstractNumId w:val="0"/>
@@ -6802,10 +8284,22 @@
     <w:abstractNumId w:val="2"/>
   </w:num>
   <w:num w:numId="21" w16cid:durableId="1527016938">
-    <w:abstractNumId w:val="11"/>
+    <w:abstractNumId w:val="13"/>
   </w:num>
   <w:num w:numId="22" w16cid:durableId="1077285698">
-    <w:abstractNumId w:val="21"/>
+    <w:abstractNumId w:val="25"/>
+  </w:num>
+  <w:num w:numId="23" w16cid:durableId="674038685">
+    <w:abstractNumId w:val="7"/>
+  </w:num>
+  <w:num w:numId="24" w16cid:durableId="1127745551">
+    <w:abstractNumId w:val="20"/>
+  </w:num>
+  <w:num w:numId="25" w16cid:durableId="1680501452">
+    <w:abstractNumId w:val="24"/>
+  </w:num>
+  <w:num w:numId="26" w16cid:durableId="1508784889">
+    <w:abstractNumId w:val="9"/>
   </w:num>
 </w:numbering>
 </file>
@@ -7414,6 +8908,7 @@
   <w:style w:type="character" w:default="1" w:styleId="Fuentedeprrafopredeter">
     <w:name w:val="Default Paragraph Font"/>
     <w:uiPriority w:val="1"/>
+    <w:semiHidden/>
     <w:unhideWhenUsed/>
   </w:style>
   <w:style w:type="table" w:default="1" w:styleId="Tablanormal">
